--- a/plantillas/Plantilla_I_Checklist_Auditoria.docx
+++ b/plantillas/Plantilla_I_Checklist_Auditoria.docx
@@ -41,43 +41,55 @@
           <w:color w:val="000000"/>
           <w:sz w:val="22"/>
         </w:rPr>
-        <w:t>Versión operativa del checklist del capítulo 6, lista para usar en la auditoría anual. Marca ✓ (cumple), ✗ (no cumple) o — (no aplica, justificar), y asigna responsable y fecha de corrección por cada ✗. Imprímela, complétala en la reunión de dirección y archívala con acta. La versión Word editable se descarga desde el QR.</w:t>
+        <w:t>Versión operativa del checklist del capítulo 6, lista para usar en la auditoría anual. Marca ✓ (cumple), ✗ (no cumple) o — (no aplica, justificar), y asigna responsable y fecha de corrección por cada ✗. Imprímela, complétala en la reunión de dirección y archívala con acta. La plantilla editable está disponible mediante el enlace al repositorio al final del libro.</w:t>
       </w:r>
     </w:p>
     <w:tbl>
       <w:tblPr>
         <w:tblW w:type="auto" w:w="0"/>
-        <w:tblLayout w:type="autofit"/>
         <w:tblLook w:firstColumn="1" w:firstRow="1" w:lastColumn="0" w:lastRow="0" w:noHBand="0" w:noVBand="1" w:val="04A0"/>
+        <w:jc w:val="center"/>
+        <w:tblInd w:w="0" w:type="dxa"/>
+        <w:tblLayout w:type="fixed"/>
       </w:tblPr>
       <w:tblGrid>
-        <w:gridCol w:w="2257"/>
-        <w:gridCol w:w="2257"/>
-        <w:gridCol w:w="2257"/>
-        <w:gridCol w:w="2257"/>
+        <w:gridCol w:w="807"/>
+        <w:gridCol w:w="4923"/>
+        <w:gridCol w:w="1238"/>
+        <w:gridCol w:w="2059"/>
       </w:tblGrid>
       <w:tr>
+        <w:trPr>
+          <w:tblHeader/>
+        </w:trPr>
         <w:tc>
           <w:tcPr>
-            <w:tcW w:type="dxa" w:w="2257"/>
-            <w:shd w:val="clear" w:fill="D9D9D9"/>
+            <w:tcW w:type="dxa" w:w="807"/>
+            <w:shd w:val="clear" w:fill="000000"/>
             <w:tcBorders>
-              <w:top w:val="single" w:sz="4" w:color="9A9A9A"/>
-              <w:bottom w:val="single" w:sz="4" w:color="9A9A9A"/>
-              <w:start w:val="single" w:sz="4" w:color="9A9A9A"/>
-              <w:end w:val="single" w:sz="4" w:color="9A9A9A"/>
+              <w:top w:val="single" w:sz="4" w:color="000000"/>
+              <w:bottom w:val="single" w:sz="4" w:color="000000"/>
+              <w:start w:val="single" w:sz="4" w:color="000000"/>
+              <w:end w:val="single" w:sz="4" w:color="000000"/>
             </w:tcBorders>
+            <w:tcMar>
+              <w:top w:w="86" w:type="dxa"/>
+              <w:bottom w:w="86" w:type="dxa"/>
+              <w:start w:w="100" w:type="dxa"/>
+              <w:end w:w="100" w:type="dxa"/>
+            </w:tcMar>
           </w:tcPr>
           <w:p>
             <w:pPr>
-              <w:spacing w:after="40"/>
+              <w:spacing w:after="0"/>
+              <w:jc w:val="left"/>
             </w:pPr>
             <w:r>
               <w:rPr>
                 <w:rFonts w:ascii="Calibri" w:hAnsi="Calibri" w:cs="Calibri"/>
                 <w:b/>
                 <w:i w:val="0"/>
-                <w:color w:val="000000"/>
+                <w:color w:val="FFFFFF"/>
                 <w:sz w:val="20"/>
               </w:rPr>
               <w:t>N.º</w:t>
@@ -86,25 +98,32 @@
         </w:tc>
         <w:tc>
           <w:tcPr>
-            <w:tcW w:type="dxa" w:w="2257"/>
-            <w:shd w:val="clear" w:fill="D9D9D9"/>
+            <w:tcW w:type="dxa" w:w="4923"/>
+            <w:shd w:val="clear" w:fill="000000"/>
             <w:tcBorders>
-              <w:top w:val="single" w:sz="4" w:color="9A9A9A"/>
-              <w:bottom w:val="single" w:sz="4" w:color="9A9A9A"/>
-              <w:start w:val="single" w:sz="4" w:color="9A9A9A"/>
-              <w:end w:val="single" w:sz="4" w:color="9A9A9A"/>
+              <w:top w:val="single" w:sz="4" w:color="000000"/>
+              <w:bottom w:val="single" w:sz="4" w:color="000000"/>
+              <w:start w:val="single" w:sz="4" w:color="000000"/>
+              <w:end w:val="single" w:sz="4" w:color="000000"/>
             </w:tcBorders>
+            <w:tcMar>
+              <w:top w:w="86" w:type="dxa"/>
+              <w:bottom w:w="86" w:type="dxa"/>
+              <w:start w:w="100" w:type="dxa"/>
+              <w:end w:w="100" w:type="dxa"/>
+            </w:tcMar>
           </w:tcPr>
           <w:p>
             <w:pPr>
-              <w:spacing w:after="40"/>
+              <w:spacing w:after="0"/>
+              <w:jc w:val="left"/>
             </w:pPr>
             <w:r>
               <w:rPr>
                 <w:rFonts w:ascii="Calibri" w:hAnsi="Calibri" w:cs="Calibri"/>
                 <w:b/>
                 <w:i w:val="0"/>
-                <w:color w:val="000000"/>
+                <w:color w:val="FFFFFF"/>
                 <w:sz w:val="20"/>
               </w:rPr>
               <w:t>Ítem de verificación</w:t>
@@ -113,25 +132,32 @@
         </w:tc>
         <w:tc>
           <w:tcPr>
-            <w:tcW w:type="dxa" w:w="2257"/>
-            <w:shd w:val="clear" w:fill="D9D9D9"/>
+            <w:tcW w:type="dxa" w:w="1238"/>
+            <w:shd w:val="clear" w:fill="000000"/>
             <w:tcBorders>
-              <w:top w:val="single" w:sz="4" w:color="9A9A9A"/>
-              <w:bottom w:val="single" w:sz="4" w:color="9A9A9A"/>
-              <w:start w:val="single" w:sz="4" w:color="9A9A9A"/>
-              <w:end w:val="single" w:sz="4" w:color="9A9A9A"/>
+              <w:top w:val="single" w:sz="4" w:color="000000"/>
+              <w:bottom w:val="single" w:sz="4" w:color="000000"/>
+              <w:start w:val="single" w:sz="4" w:color="000000"/>
+              <w:end w:val="single" w:sz="4" w:color="000000"/>
             </w:tcBorders>
+            <w:tcMar>
+              <w:top w:w="86" w:type="dxa"/>
+              <w:bottom w:w="86" w:type="dxa"/>
+              <w:start w:w="100" w:type="dxa"/>
+              <w:end w:w="100" w:type="dxa"/>
+            </w:tcMar>
           </w:tcPr>
           <w:p>
             <w:pPr>
-              <w:spacing w:after="40"/>
+              <w:spacing w:after="0"/>
+              <w:jc w:val="left"/>
             </w:pPr>
             <w:r>
               <w:rPr>
                 <w:rFonts w:ascii="Calibri" w:hAnsi="Calibri" w:cs="Calibri"/>
                 <w:b/>
                 <w:i w:val="0"/>
-                <w:color w:val="000000"/>
+                <w:color w:val="FFFFFF"/>
                 <w:sz w:val="20"/>
               </w:rPr>
               <w:t>Estado</w:t>
@@ -140,25 +166,32 @@
         </w:tc>
         <w:tc>
           <w:tcPr>
-            <w:tcW w:type="dxa" w:w="2257"/>
-            <w:shd w:val="clear" w:fill="D9D9D9"/>
+            <w:tcW w:type="dxa" w:w="2059"/>
+            <w:shd w:val="clear" w:fill="000000"/>
             <w:tcBorders>
-              <w:top w:val="single" w:sz="4" w:color="9A9A9A"/>
-              <w:bottom w:val="single" w:sz="4" w:color="9A9A9A"/>
-              <w:start w:val="single" w:sz="4" w:color="9A9A9A"/>
-              <w:end w:val="single" w:sz="4" w:color="9A9A9A"/>
+              <w:top w:val="single" w:sz="4" w:color="000000"/>
+              <w:bottom w:val="single" w:sz="4" w:color="000000"/>
+              <w:start w:val="single" w:sz="4" w:color="000000"/>
+              <w:end w:val="single" w:sz="4" w:color="000000"/>
             </w:tcBorders>
+            <w:tcMar>
+              <w:top w:w="86" w:type="dxa"/>
+              <w:bottom w:w="86" w:type="dxa"/>
+              <w:start w:w="100" w:type="dxa"/>
+              <w:end w:w="100" w:type="dxa"/>
+            </w:tcMar>
           </w:tcPr>
           <w:p>
             <w:pPr>
-              <w:spacing w:after="40"/>
+              <w:spacing w:after="0"/>
+              <w:jc w:val="left"/>
             </w:pPr>
             <w:r>
               <w:rPr>
                 <w:rFonts w:ascii="Calibri" w:hAnsi="Calibri" w:cs="Calibri"/>
                 <w:b/>
                 <w:i w:val="0"/>
-                <w:color w:val="000000"/>
+                <w:color w:val="FFFFFF"/>
                 <w:sz w:val="20"/>
               </w:rPr>
               <w:t>Responsable / fecha de corrección</w:t>
@@ -167,19 +200,29 @@
         </w:tc>
       </w:tr>
       <w:tr>
+        <w:trPr>
+          <w:trHeight w:val="1700" w:hRule="atLeast"/>
+        </w:trPr>
         <w:tc>
           <w:tcPr>
-            <w:tcW w:type="dxa" w:w="2257"/>
+            <w:tcW w:type="dxa" w:w="807"/>
             <w:tcBorders>
               <w:top w:val="single" w:sz="4" w:color="9A9A9A"/>
               <w:bottom w:val="single" w:sz="4" w:color="9A9A9A"/>
               <w:start w:val="single" w:sz="4" w:color="9A9A9A"/>
               <w:end w:val="single" w:sz="4" w:color="9A9A9A"/>
             </w:tcBorders>
+            <w:tcMar>
+              <w:top w:w="86" w:type="dxa"/>
+              <w:bottom w:w="86" w:type="dxa"/>
+              <w:start w:w="100" w:type="dxa"/>
+              <w:end w:w="100" w:type="dxa"/>
+            </w:tcMar>
           </w:tcPr>
           <w:p>
             <w:pPr>
-              <w:spacing w:after="40"/>
+              <w:spacing w:after="0"/>
+              <w:jc w:val="left"/>
             </w:pPr>
             <w:r>
               <w:rPr>
@@ -195,17 +238,24 @@
         </w:tc>
         <w:tc>
           <w:tcPr>
-            <w:tcW w:type="dxa" w:w="2257"/>
+            <w:tcW w:type="dxa" w:w="4923"/>
             <w:tcBorders>
               <w:top w:val="single" w:sz="4" w:color="9A9A9A"/>
               <w:bottom w:val="single" w:sz="4" w:color="9A9A9A"/>
               <w:start w:val="single" w:sz="4" w:color="9A9A9A"/>
               <w:end w:val="single" w:sz="4" w:color="9A9A9A"/>
             </w:tcBorders>
+            <w:tcMar>
+              <w:top w:w="86" w:type="dxa"/>
+              <w:bottom w:w="86" w:type="dxa"/>
+              <w:start w:w="100" w:type="dxa"/>
+              <w:end w:w="100" w:type="dxa"/>
+            </w:tcMar>
           </w:tcPr>
           <w:p>
             <w:pPr>
-              <w:spacing w:after="40"/>
+              <w:spacing w:after="0"/>
+              <w:jc w:val="left"/>
             </w:pPr>
             <w:r>
               <w:rPr>
@@ -221,51 +271,76 @@
         </w:tc>
         <w:tc>
           <w:tcPr>
-            <w:tcW w:type="dxa" w:w="2257"/>
+            <w:tcW w:type="dxa" w:w="1238"/>
             <w:tcBorders>
               <w:top w:val="single" w:sz="4" w:color="9A9A9A"/>
               <w:bottom w:val="single" w:sz="4" w:color="9A9A9A"/>
               <w:start w:val="single" w:sz="4" w:color="9A9A9A"/>
               <w:end w:val="single" w:sz="4" w:color="9A9A9A"/>
             </w:tcBorders>
+            <w:tcMar>
+              <w:top w:w="86" w:type="dxa"/>
+              <w:bottom w:w="86" w:type="dxa"/>
+              <w:start w:w="100" w:type="dxa"/>
+              <w:end w:w="100" w:type="dxa"/>
+            </w:tcMar>
           </w:tcPr>
           <w:p>
             <w:pPr>
-              <w:spacing w:after="40"/>
+              <w:spacing w:after="0"/>
+              <w:jc w:val="left"/>
             </w:pPr>
           </w:p>
         </w:tc>
         <w:tc>
           <w:tcPr>
-            <w:tcW w:type="dxa" w:w="2257"/>
+            <w:tcW w:type="dxa" w:w="2059"/>
             <w:tcBorders>
               <w:top w:val="single" w:sz="4" w:color="9A9A9A"/>
               <w:bottom w:val="single" w:sz="4" w:color="9A9A9A"/>
               <w:start w:val="single" w:sz="4" w:color="9A9A9A"/>
               <w:end w:val="single" w:sz="4" w:color="9A9A9A"/>
             </w:tcBorders>
+            <w:tcMar>
+              <w:top w:w="86" w:type="dxa"/>
+              <w:bottom w:w="86" w:type="dxa"/>
+              <w:start w:w="100" w:type="dxa"/>
+              <w:end w:w="100" w:type="dxa"/>
+            </w:tcMar>
           </w:tcPr>
           <w:p>
             <w:pPr>
-              <w:spacing w:after="40"/>
+              <w:spacing w:after="0"/>
+              <w:jc w:val="left"/>
             </w:pPr>
           </w:p>
         </w:tc>
       </w:tr>
       <w:tr>
+        <w:trPr>
+          <w:trHeight w:val="1700" w:hRule="atLeast"/>
+        </w:trPr>
         <w:tc>
           <w:tcPr>
-            <w:tcW w:type="dxa" w:w="2257"/>
+            <w:tcW w:type="dxa" w:w="807"/>
+            <w:shd w:val="clear" w:fill="F2F2F2"/>
             <w:tcBorders>
               <w:top w:val="single" w:sz="4" w:color="9A9A9A"/>
               <w:bottom w:val="single" w:sz="4" w:color="9A9A9A"/>
               <w:start w:val="single" w:sz="4" w:color="9A9A9A"/>
               <w:end w:val="single" w:sz="4" w:color="9A9A9A"/>
             </w:tcBorders>
+            <w:tcMar>
+              <w:top w:w="86" w:type="dxa"/>
+              <w:bottom w:w="86" w:type="dxa"/>
+              <w:start w:w="100" w:type="dxa"/>
+              <w:end w:w="100" w:type="dxa"/>
+            </w:tcMar>
           </w:tcPr>
           <w:p>
             <w:pPr>
-              <w:spacing w:after="40"/>
+              <w:spacing w:after="0"/>
+              <w:jc w:val="left"/>
             </w:pPr>
             <w:r>
               <w:rPr>
@@ -281,17 +356,25 @@
         </w:tc>
         <w:tc>
           <w:tcPr>
-            <w:tcW w:type="dxa" w:w="2257"/>
+            <w:tcW w:type="dxa" w:w="4923"/>
+            <w:shd w:val="clear" w:fill="F2F2F2"/>
             <w:tcBorders>
               <w:top w:val="single" w:sz="4" w:color="9A9A9A"/>
               <w:bottom w:val="single" w:sz="4" w:color="9A9A9A"/>
               <w:start w:val="single" w:sz="4" w:color="9A9A9A"/>
               <w:end w:val="single" w:sz="4" w:color="9A9A9A"/>
             </w:tcBorders>
+            <w:tcMar>
+              <w:top w:w="86" w:type="dxa"/>
+              <w:bottom w:w="86" w:type="dxa"/>
+              <w:start w:w="100" w:type="dxa"/>
+              <w:end w:w="100" w:type="dxa"/>
+            </w:tcMar>
           </w:tcPr>
           <w:p>
             <w:pPr>
-              <w:spacing w:after="40"/>
+              <w:spacing w:after="0"/>
+              <w:jc w:val="left"/>
             </w:pPr>
             <w:r>
               <w:rPr>
@@ -307,51 +390,77 @@
         </w:tc>
         <w:tc>
           <w:tcPr>
-            <w:tcW w:type="dxa" w:w="2257"/>
+            <w:tcW w:type="dxa" w:w="1238"/>
+            <w:shd w:val="clear" w:fill="F2F2F2"/>
             <w:tcBorders>
               <w:top w:val="single" w:sz="4" w:color="9A9A9A"/>
               <w:bottom w:val="single" w:sz="4" w:color="9A9A9A"/>
               <w:start w:val="single" w:sz="4" w:color="9A9A9A"/>
               <w:end w:val="single" w:sz="4" w:color="9A9A9A"/>
             </w:tcBorders>
+            <w:tcMar>
+              <w:top w:w="86" w:type="dxa"/>
+              <w:bottom w:w="86" w:type="dxa"/>
+              <w:start w:w="100" w:type="dxa"/>
+              <w:end w:w="100" w:type="dxa"/>
+            </w:tcMar>
           </w:tcPr>
           <w:p>
             <w:pPr>
-              <w:spacing w:after="40"/>
+              <w:spacing w:after="0"/>
+              <w:jc w:val="left"/>
             </w:pPr>
           </w:p>
         </w:tc>
         <w:tc>
           <w:tcPr>
-            <w:tcW w:type="dxa" w:w="2257"/>
+            <w:tcW w:type="dxa" w:w="2059"/>
+            <w:shd w:val="clear" w:fill="F2F2F2"/>
             <w:tcBorders>
               <w:top w:val="single" w:sz="4" w:color="9A9A9A"/>
               <w:bottom w:val="single" w:sz="4" w:color="9A9A9A"/>
               <w:start w:val="single" w:sz="4" w:color="9A9A9A"/>
               <w:end w:val="single" w:sz="4" w:color="9A9A9A"/>
             </w:tcBorders>
+            <w:tcMar>
+              <w:top w:w="86" w:type="dxa"/>
+              <w:bottom w:w="86" w:type="dxa"/>
+              <w:start w:w="100" w:type="dxa"/>
+              <w:end w:w="100" w:type="dxa"/>
+            </w:tcMar>
           </w:tcPr>
           <w:p>
             <w:pPr>
-              <w:spacing w:after="40"/>
+              <w:spacing w:after="0"/>
+              <w:jc w:val="left"/>
             </w:pPr>
           </w:p>
         </w:tc>
       </w:tr>
       <w:tr>
+        <w:trPr>
+          <w:trHeight w:val="1700" w:hRule="atLeast"/>
+        </w:trPr>
         <w:tc>
           <w:tcPr>
-            <w:tcW w:type="dxa" w:w="2257"/>
+            <w:tcW w:type="dxa" w:w="807"/>
             <w:tcBorders>
               <w:top w:val="single" w:sz="4" w:color="9A9A9A"/>
               <w:bottom w:val="single" w:sz="4" w:color="9A9A9A"/>
               <w:start w:val="single" w:sz="4" w:color="9A9A9A"/>
               <w:end w:val="single" w:sz="4" w:color="9A9A9A"/>
             </w:tcBorders>
+            <w:tcMar>
+              <w:top w:w="86" w:type="dxa"/>
+              <w:bottom w:w="86" w:type="dxa"/>
+              <w:start w:w="100" w:type="dxa"/>
+              <w:end w:w="100" w:type="dxa"/>
+            </w:tcMar>
           </w:tcPr>
           <w:p>
             <w:pPr>
-              <w:spacing w:after="40"/>
+              <w:spacing w:after="0"/>
+              <w:jc w:val="left"/>
             </w:pPr>
             <w:r>
               <w:rPr>
@@ -367,17 +476,24 @@
         </w:tc>
         <w:tc>
           <w:tcPr>
-            <w:tcW w:type="dxa" w:w="2257"/>
+            <w:tcW w:type="dxa" w:w="4923"/>
             <w:tcBorders>
               <w:top w:val="single" w:sz="4" w:color="9A9A9A"/>
               <w:bottom w:val="single" w:sz="4" w:color="9A9A9A"/>
               <w:start w:val="single" w:sz="4" w:color="9A9A9A"/>
               <w:end w:val="single" w:sz="4" w:color="9A9A9A"/>
             </w:tcBorders>
+            <w:tcMar>
+              <w:top w:w="86" w:type="dxa"/>
+              <w:bottom w:w="86" w:type="dxa"/>
+              <w:start w:w="100" w:type="dxa"/>
+              <w:end w:w="100" w:type="dxa"/>
+            </w:tcMar>
           </w:tcPr>
           <w:p>
             <w:pPr>
-              <w:spacing w:after="40"/>
+              <w:spacing w:after="0"/>
+              <w:jc w:val="left"/>
             </w:pPr>
             <w:r>
               <w:rPr>
@@ -393,51 +509,76 @@
         </w:tc>
         <w:tc>
           <w:tcPr>
-            <w:tcW w:type="dxa" w:w="2257"/>
+            <w:tcW w:type="dxa" w:w="1238"/>
             <w:tcBorders>
               <w:top w:val="single" w:sz="4" w:color="9A9A9A"/>
               <w:bottom w:val="single" w:sz="4" w:color="9A9A9A"/>
               <w:start w:val="single" w:sz="4" w:color="9A9A9A"/>
               <w:end w:val="single" w:sz="4" w:color="9A9A9A"/>
             </w:tcBorders>
+            <w:tcMar>
+              <w:top w:w="86" w:type="dxa"/>
+              <w:bottom w:w="86" w:type="dxa"/>
+              <w:start w:w="100" w:type="dxa"/>
+              <w:end w:w="100" w:type="dxa"/>
+            </w:tcMar>
           </w:tcPr>
           <w:p>
             <w:pPr>
-              <w:spacing w:after="40"/>
+              <w:spacing w:after="0"/>
+              <w:jc w:val="left"/>
             </w:pPr>
           </w:p>
         </w:tc>
         <w:tc>
           <w:tcPr>
-            <w:tcW w:type="dxa" w:w="2257"/>
+            <w:tcW w:type="dxa" w:w="2059"/>
             <w:tcBorders>
               <w:top w:val="single" w:sz="4" w:color="9A9A9A"/>
               <w:bottom w:val="single" w:sz="4" w:color="9A9A9A"/>
               <w:start w:val="single" w:sz="4" w:color="9A9A9A"/>
               <w:end w:val="single" w:sz="4" w:color="9A9A9A"/>
             </w:tcBorders>
+            <w:tcMar>
+              <w:top w:w="86" w:type="dxa"/>
+              <w:bottom w:w="86" w:type="dxa"/>
+              <w:start w:w="100" w:type="dxa"/>
+              <w:end w:w="100" w:type="dxa"/>
+            </w:tcMar>
           </w:tcPr>
           <w:p>
             <w:pPr>
-              <w:spacing w:after="40"/>
+              <w:spacing w:after="0"/>
+              <w:jc w:val="left"/>
             </w:pPr>
           </w:p>
         </w:tc>
       </w:tr>
       <w:tr>
+        <w:trPr>
+          <w:trHeight w:val="1700" w:hRule="atLeast"/>
+        </w:trPr>
         <w:tc>
           <w:tcPr>
-            <w:tcW w:type="dxa" w:w="2257"/>
+            <w:tcW w:type="dxa" w:w="807"/>
+            <w:shd w:val="clear" w:fill="F2F2F2"/>
             <w:tcBorders>
               <w:top w:val="single" w:sz="4" w:color="9A9A9A"/>
               <w:bottom w:val="single" w:sz="4" w:color="9A9A9A"/>
               <w:start w:val="single" w:sz="4" w:color="9A9A9A"/>
               <w:end w:val="single" w:sz="4" w:color="9A9A9A"/>
             </w:tcBorders>
+            <w:tcMar>
+              <w:top w:w="86" w:type="dxa"/>
+              <w:bottom w:w="86" w:type="dxa"/>
+              <w:start w:w="100" w:type="dxa"/>
+              <w:end w:w="100" w:type="dxa"/>
+            </w:tcMar>
           </w:tcPr>
           <w:p>
             <w:pPr>
-              <w:spacing w:after="40"/>
+              <w:spacing w:after="0"/>
+              <w:jc w:val="left"/>
             </w:pPr>
             <w:r>
               <w:rPr>
@@ -453,17 +594,25 @@
         </w:tc>
         <w:tc>
           <w:tcPr>
-            <w:tcW w:type="dxa" w:w="2257"/>
+            <w:tcW w:type="dxa" w:w="4923"/>
+            <w:shd w:val="clear" w:fill="F2F2F2"/>
             <w:tcBorders>
               <w:top w:val="single" w:sz="4" w:color="9A9A9A"/>
               <w:bottom w:val="single" w:sz="4" w:color="9A9A9A"/>
               <w:start w:val="single" w:sz="4" w:color="9A9A9A"/>
               <w:end w:val="single" w:sz="4" w:color="9A9A9A"/>
             </w:tcBorders>
+            <w:tcMar>
+              <w:top w:w="86" w:type="dxa"/>
+              <w:bottom w:w="86" w:type="dxa"/>
+              <w:start w:w="100" w:type="dxa"/>
+              <w:end w:w="100" w:type="dxa"/>
+            </w:tcMar>
           </w:tcPr>
           <w:p>
             <w:pPr>
-              <w:spacing w:after="40"/>
+              <w:spacing w:after="0"/>
+              <w:jc w:val="left"/>
             </w:pPr>
             <w:r>
               <w:rPr>
@@ -479,51 +628,77 @@
         </w:tc>
         <w:tc>
           <w:tcPr>
-            <w:tcW w:type="dxa" w:w="2257"/>
+            <w:tcW w:type="dxa" w:w="1238"/>
+            <w:shd w:val="clear" w:fill="F2F2F2"/>
             <w:tcBorders>
               <w:top w:val="single" w:sz="4" w:color="9A9A9A"/>
               <w:bottom w:val="single" w:sz="4" w:color="9A9A9A"/>
               <w:start w:val="single" w:sz="4" w:color="9A9A9A"/>
               <w:end w:val="single" w:sz="4" w:color="9A9A9A"/>
             </w:tcBorders>
+            <w:tcMar>
+              <w:top w:w="86" w:type="dxa"/>
+              <w:bottom w:w="86" w:type="dxa"/>
+              <w:start w:w="100" w:type="dxa"/>
+              <w:end w:w="100" w:type="dxa"/>
+            </w:tcMar>
           </w:tcPr>
           <w:p>
             <w:pPr>
-              <w:spacing w:after="40"/>
+              <w:spacing w:after="0"/>
+              <w:jc w:val="left"/>
             </w:pPr>
           </w:p>
         </w:tc>
         <w:tc>
           <w:tcPr>
-            <w:tcW w:type="dxa" w:w="2257"/>
+            <w:tcW w:type="dxa" w:w="2059"/>
+            <w:shd w:val="clear" w:fill="F2F2F2"/>
             <w:tcBorders>
               <w:top w:val="single" w:sz="4" w:color="9A9A9A"/>
               <w:bottom w:val="single" w:sz="4" w:color="9A9A9A"/>
               <w:start w:val="single" w:sz="4" w:color="9A9A9A"/>
               <w:end w:val="single" w:sz="4" w:color="9A9A9A"/>
             </w:tcBorders>
+            <w:tcMar>
+              <w:top w:w="86" w:type="dxa"/>
+              <w:bottom w:w="86" w:type="dxa"/>
+              <w:start w:w="100" w:type="dxa"/>
+              <w:end w:w="100" w:type="dxa"/>
+            </w:tcMar>
           </w:tcPr>
           <w:p>
             <w:pPr>
-              <w:spacing w:after="40"/>
+              <w:spacing w:after="0"/>
+              <w:jc w:val="left"/>
             </w:pPr>
           </w:p>
         </w:tc>
       </w:tr>
       <w:tr>
+        <w:trPr>
+          <w:trHeight w:val="1700" w:hRule="atLeast"/>
+        </w:trPr>
         <w:tc>
           <w:tcPr>
-            <w:tcW w:type="dxa" w:w="2257"/>
+            <w:tcW w:type="dxa" w:w="807"/>
             <w:tcBorders>
               <w:top w:val="single" w:sz="4" w:color="9A9A9A"/>
               <w:bottom w:val="single" w:sz="4" w:color="9A9A9A"/>
               <w:start w:val="single" w:sz="4" w:color="9A9A9A"/>
               <w:end w:val="single" w:sz="4" w:color="9A9A9A"/>
             </w:tcBorders>
+            <w:tcMar>
+              <w:top w:w="86" w:type="dxa"/>
+              <w:bottom w:w="86" w:type="dxa"/>
+              <w:start w:w="100" w:type="dxa"/>
+              <w:end w:w="100" w:type="dxa"/>
+            </w:tcMar>
           </w:tcPr>
           <w:p>
             <w:pPr>
-              <w:spacing w:after="40"/>
+              <w:spacing w:after="0"/>
+              <w:jc w:val="left"/>
             </w:pPr>
             <w:r>
               <w:rPr>
@@ -539,17 +714,24 @@
         </w:tc>
         <w:tc>
           <w:tcPr>
-            <w:tcW w:type="dxa" w:w="2257"/>
+            <w:tcW w:type="dxa" w:w="4923"/>
             <w:tcBorders>
               <w:top w:val="single" w:sz="4" w:color="9A9A9A"/>
               <w:bottom w:val="single" w:sz="4" w:color="9A9A9A"/>
               <w:start w:val="single" w:sz="4" w:color="9A9A9A"/>
               <w:end w:val="single" w:sz="4" w:color="9A9A9A"/>
             </w:tcBorders>
+            <w:tcMar>
+              <w:top w:w="86" w:type="dxa"/>
+              <w:bottom w:w="86" w:type="dxa"/>
+              <w:start w:w="100" w:type="dxa"/>
+              <w:end w:w="100" w:type="dxa"/>
+            </w:tcMar>
           </w:tcPr>
           <w:p>
             <w:pPr>
-              <w:spacing w:after="40"/>
+              <w:spacing w:after="0"/>
+              <w:jc w:val="left"/>
             </w:pPr>
             <w:r>
               <w:rPr>
@@ -565,51 +747,76 @@
         </w:tc>
         <w:tc>
           <w:tcPr>
-            <w:tcW w:type="dxa" w:w="2257"/>
+            <w:tcW w:type="dxa" w:w="1238"/>
             <w:tcBorders>
               <w:top w:val="single" w:sz="4" w:color="9A9A9A"/>
               <w:bottom w:val="single" w:sz="4" w:color="9A9A9A"/>
               <w:start w:val="single" w:sz="4" w:color="9A9A9A"/>
               <w:end w:val="single" w:sz="4" w:color="9A9A9A"/>
             </w:tcBorders>
+            <w:tcMar>
+              <w:top w:w="86" w:type="dxa"/>
+              <w:bottom w:w="86" w:type="dxa"/>
+              <w:start w:w="100" w:type="dxa"/>
+              <w:end w:w="100" w:type="dxa"/>
+            </w:tcMar>
           </w:tcPr>
           <w:p>
             <w:pPr>
-              <w:spacing w:after="40"/>
+              <w:spacing w:after="0"/>
+              <w:jc w:val="left"/>
             </w:pPr>
           </w:p>
         </w:tc>
         <w:tc>
           <w:tcPr>
-            <w:tcW w:type="dxa" w:w="2257"/>
+            <w:tcW w:type="dxa" w:w="2059"/>
             <w:tcBorders>
               <w:top w:val="single" w:sz="4" w:color="9A9A9A"/>
               <w:bottom w:val="single" w:sz="4" w:color="9A9A9A"/>
               <w:start w:val="single" w:sz="4" w:color="9A9A9A"/>
               <w:end w:val="single" w:sz="4" w:color="9A9A9A"/>
             </w:tcBorders>
+            <w:tcMar>
+              <w:top w:w="86" w:type="dxa"/>
+              <w:bottom w:w="86" w:type="dxa"/>
+              <w:start w:w="100" w:type="dxa"/>
+              <w:end w:w="100" w:type="dxa"/>
+            </w:tcMar>
           </w:tcPr>
           <w:p>
             <w:pPr>
-              <w:spacing w:after="40"/>
+              <w:spacing w:after="0"/>
+              <w:jc w:val="left"/>
             </w:pPr>
           </w:p>
         </w:tc>
       </w:tr>
       <w:tr>
+        <w:trPr>
+          <w:trHeight w:val="1700" w:hRule="atLeast"/>
+        </w:trPr>
         <w:tc>
           <w:tcPr>
-            <w:tcW w:type="dxa" w:w="2257"/>
+            <w:tcW w:type="dxa" w:w="807"/>
+            <w:shd w:val="clear" w:fill="F2F2F2"/>
             <w:tcBorders>
               <w:top w:val="single" w:sz="4" w:color="9A9A9A"/>
               <w:bottom w:val="single" w:sz="4" w:color="9A9A9A"/>
               <w:start w:val="single" w:sz="4" w:color="9A9A9A"/>
               <w:end w:val="single" w:sz="4" w:color="9A9A9A"/>
             </w:tcBorders>
+            <w:tcMar>
+              <w:top w:w="86" w:type="dxa"/>
+              <w:bottom w:w="86" w:type="dxa"/>
+              <w:start w:w="100" w:type="dxa"/>
+              <w:end w:w="100" w:type="dxa"/>
+            </w:tcMar>
           </w:tcPr>
           <w:p>
             <w:pPr>
-              <w:spacing w:after="40"/>
+              <w:spacing w:after="0"/>
+              <w:jc w:val="left"/>
             </w:pPr>
             <w:r>
               <w:rPr>
@@ -625,17 +832,25 @@
         </w:tc>
         <w:tc>
           <w:tcPr>
-            <w:tcW w:type="dxa" w:w="2257"/>
+            <w:tcW w:type="dxa" w:w="4923"/>
+            <w:shd w:val="clear" w:fill="F2F2F2"/>
             <w:tcBorders>
               <w:top w:val="single" w:sz="4" w:color="9A9A9A"/>
               <w:bottom w:val="single" w:sz="4" w:color="9A9A9A"/>
               <w:start w:val="single" w:sz="4" w:color="9A9A9A"/>
               <w:end w:val="single" w:sz="4" w:color="9A9A9A"/>
             </w:tcBorders>
+            <w:tcMar>
+              <w:top w:w="86" w:type="dxa"/>
+              <w:bottom w:w="86" w:type="dxa"/>
+              <w:start w:w="100" w:type="dxa"/>
+              <w:end w:w="100" w:type="dxa"/>
+            </w:tcMar>
           </w:tcPr>
           <w:p>
             <w:pPr>
-              <w:spacing w:after="40"/>
+              <w:spacing w:after="0"/>
+              <w:jc w:val="left"/>
             </w:pPr>
             <w:r>
               <w:rPr>
@@ -651,51 +866,77 @@
         </w:tc>
         <w:tc>
           <w:tcPr>
-            <w:tcW w:type="dxa" w:w="2257"/>
+            <w:tcW w:type="dxa" w:w="1238"/>
+            <w:shd w:val="clear" w:fill="F2F2F2"/>
             <w:tcBorders>
               <w:top w:val="single" w:sz="4" w:color="9A9A9A"/>
               <w:bottom w:val="single" w:sz="4" w:color="9A9A9A"/>
               <w:start w:val="single" w:sz="4" w:color="9A9A9A"/>
               <w:end w:val="single" w:sz="4" w:color="9A9A9A"/>
             </w:tcBorders>
+            <w:tcMar>
+              <w:top w:w="86" w:type="dxa"/>
+              <w:bottom w:w="86" w:type="dxa"/>
+              <w:start w:w="100" w:type="dxa"/>
+              <w:end w:w="100" w:type="dxa"/>
+            </w:tcMar>
           </w:tcPr>
           <w:p>
             <w:pPr>
-              <w:spacing w:after="40"/>
+              <w:spacing w:after="0"/>
+              <w:jc w:val="left"/>
             </w:pPr>
           </w:p>
         </w:tc>
         <w:tc>
           <w:tcPr>
-            <w:tcW w:type="dxa" w:w="2257"/>
+            <w:tcW w:type="dxa" w:w="2059"/>
+            <w:shd w:val="clear" w:fill="F2F2F2"/>
             <w:tcBorders>
               <w:top w:val="single" w:sz="4" w:color="9A9A9A"/>
               <w:bottom w:val="single" w:sz="4" w:color="9A9A9A"/>
               <w:start w:val="single" w:sz="4" w:color="9A9A9A"/>
               <w:end w:val="single" w:sz="4" w:color="9A9A9A"/>
             </w:tcBorders>
+            <w:tcMar>
+              <w:top w:w="86" w:type="dxa"/>
+              <w:bottom w:w="86" w:type="dxa"/>
+              <w:start w:w="100" w:type="dxa"/>
+              <w:end w:w="100" w:type="dxa"/>
+            </w:tcMar>
           </w:tcPr>
           <w:p>
             <w:pPr>
-              <w:spacing w:after="40"/>
+              <w:spacing w:after="0"/>
+              <w:jc w:val="left"/>
             </w:pPr>
           </w:p>
         </w:tc>
       </w:tr>
       <w:tr>
+        <w:trPr>
+          <w:trHeight w:val="1700" w:hRule="atLeast"/>
+        </w:trPr>
         <w:tc>
           <w:tcPr>
-            <w:tcW w:type="dxa" w:w="2257"/>
+            <w:tcW w:type="dxa" w:w="807"/>
             <w:tcBorders>
               <w:top w:val="single" w:sz="4" w:color="9A9A9A"/>
               <w:bottom w:val="single" w:sz="4" w:color="9A9A9A"/>
               <w:start w:val="single" w:sz="4" w:color="9A9A9A"/>
               <w:end w:val="single" w:sz="4" w:color="9A9A9A"/>
             </w:tcBorders>
+            <w:tcMar>
+              <w:top w:w="86" w:type="dxa"/>
+              <w:bottom w:w="86" w:type="dxa"/>
+              <w:start w:w="100" w:type="dxa"/>
+              <w:end w:w="100" w:type="dxa"/>
+            </w:tcMar>
           </w:tcPr>
           <w:p>
             <w:pPr>
-              <w:spacing w:after="40"/>
+              <w:spacing w:after="0"/>
+              <w:jc w:val="left"/>
             </w:pPr>
             <w:r>
               <w:rPr>
@@ -711,17 +952,24 @@
         </w:tc>
         <w:tc>
           <w:tcPr>
-            <w:tcW w:type="dxa" w:w="2257"/>
+            <w:tcW w:type="dxa" w:w="4923"/>
             <w:tcBorders>
               <w:top w:val="single" w:sz="4" w:color="9A9A9A"/>
               <w:bottom w:val="single" w:sz="4" w:color="9A9A9A"/>
               <w:start w:val="single" w:sz="4" w:color="9A9A9A"/>
               <w:end w:val="single" w:sz="4" w:color="9A9A9A"/>
             </w:tcBorders>
+            <w:tcMar>
+              <w:top w:w="86" w:type="dxa"/>
+              <w:bottom w:w="86" w:type="dxa"/>
+              <w:start w:w="100" w:type="dxa"/>
+              <w:end w:w="100" w:type="dxa"/>
+            </w:tcMar>
           </w:tcPr>
           <w:p>
             <w:pPr>
-              <w:spacing w:after="40"/>
+              <w:spacing w:after="0"/>
+              <w:jc w:val="left"/>
             </w:pPr>
             <w:r>
               <w:rPr>
@@ -737,51 +985,76 @@
         </w:tc>
         <w:tc>
           <w:tcPr>
-            <w:tcW w:type="dxa" w:w="2257"/>
+            <w:tcW w:type="dxa" w:w="1238"/>
             <w:tcBorders>
               <w:top w:val="single" w:sz="4" w:color="9A9A9A"/>
               <w:bottom w:val="single" w:sz="4" w:color="9A9A9A"/>
               <w:start w:val="single" w:sz="4" w:color="9A9A9A"/>
               <w:end w:val="single" w:sz="4" w:color="9A9A9A"/>
             </w:tcBorders>
+            <w:tcMar>
+              <w:top w:w="86" w:type="dxa"/>
+              <w:bottom w:w="86" w:type="dxa"/>
+              <w:start w:w="100" w:type="dxa"/>
+              <w:end w:w="100" w:type="dxa"/>
+            </w:tcMar>
           </w:tcPr>
           <w:p>
             <w:pPr>
-              <w:spacing w:after="40"/>
+              <w:spacing w:after="0"/>
+              <w:jc w:val="left"/>
             </w:pPr>
           </w:p>
         </w:tc>
         <w:tc>
           <w:tcPr>
-            <w:tcW w:type="dxa" w:w="2257"/>
+            <w:tcW w:type="dxa" w:w="2059"/>
             <w:tcBorders>
               <w:top w:val="single" w:sz="4" w:color="9A9A9A"/>
               <w:bottom w:val="single" w:sz="4" w:color="9A9A9A"/>
               <w:start w:val="single" w:sz="4" w:color="9A9A9A"/>
               <w:end w:val="single" w:sz="4" w:color="9A9A9A"/>
             </w:tcBorders>
+            <w:tcMar>
+              <w:top w:w="86" w:type="dxa"/>
+              <w:bottom w:w="86" w:type="dxa"/>
+              <w:start w:w="100" w:type="dxa"/>
+              <w:end w:w="100" w:type="dxa"/>
+            </w:tcMar>
           </w:tcPr>
           <w:p>
             <w:pPr>
-              <w:spacing w:after="40"/>
+              <w:spacing w:after="0"/>
+              <w:jc w:val="left"/>
             </w:pPr>
           </w:p>
         </w:tc>
       </w:tr>
       <w:tr>
+        <w:trPr>
+          <w:trHeight w:val="1700" w:hRule="atLeast"/>
+        </w:trPr>
         <w:tc>
           <w:tcPr>
-            <w:tcW w:type="dxa" w:w="2257"/>
+            <w:tcW w:type="dxa" w:w="807"/>
+            <w:shd w:val="clear" w:fill="F2F2F2"/>
             <w:tcBorders>
               <w:top w:val="single" w:sz="4" w:color="9A9A9A"/>
               <w:bottom w:val="single" w:sz="4" w:color="9A9A9A"/>
               <w:start w:val="single" w:sz="4" w:color="9A9A9A"/>
               <w:end w:val="single" w:sz="4" w:color="9A9A9A"/>
             </w:tcBorders>
+            <w:tcMar>
+              <w:top w:w="86" w:type="dxa"/>
+              <w:bottom w:w="86" w:type="dxa"/>
+              <w:start w:w="100" w:type="dxa"/>
+              <w:end w:w="100" w:type="dxa"/>
+            </w:tcMar>
           </w:tcPr>
           <w:p>
             <w:pPr>
-              <w:spacing w:after="40"/>
+              <w:spacing w:after="0"/>
+              <w:jc w:val="left"/>
             </w:pPr>
             <w:r>
               <w:rPr>
@@ -797,17 +1070,25 @@
         </w:tc>
         <w:tc>
           <w:tcPr>
-            <w:tcW w:type="dxa" w:w="2257"/>
+            <w:tcW w:type="dxa" w:w="4923"/>
+            <w:shd w:val="clear" w:fill="F2F2F2"/>
             <w:tcBorders>
               <w:top w:val="single" w:sz="4" w:color="9A9A9A"/>
               <w:bottom w:val="single" w:sz="4" w:color="9A9A9A"/>
               <w:start w:val="single" w:sz="4" w:color="9A9A9A"/>
               <w:end w:val="single" w:sz="4" w:color="9A9A9A"/>
             </w:tcBorders>
+            <w:tcMar>
+              <w:top w:w="86" w:type="dxa"/>
+              <w:bottom w:w="86" w:type="dxa"/>
+              <w:start w:w="100" w:type="dxa"/>
+              <w:end w:w="100" w:type="dxa"/>
+            </w:tcMar>
           </w:tcPr>
           <w:p>
             <w:pPr>
-              <w:spacing w:after="40"/>
+              <w:spacing w:after="0"/>
+              <w:jc w:val="left"/>
             </w:pPr>
             <w:r>
               <w:rPr>
@@ -823,51 +1104,77 @@
         </w:tc>
         <w:tc>
           <w:tcPr>
-            <w:tcW w:type="dxa" w:w="2257"/>
+            <w:tcW w:type="dxa" w:w="1238"/>
+            <w:shd w:val="clear" w:fill="F2F2F2"/>
             <w:tcBorders>
               <w:top w:val="single" w:sz="4" w:color="9A9A9A"/>
               <w:bottom w:val="single" w:sz="4" w:color="9A9A9A"/>
               <w:start w:val="single" w:sz="4" w:color="9A9A9A"/>
               <w:end w:val="single" w:sz="4" w:color="9A9A9A"/>
             </w:tcBorders>
+            <w:tcMar>
+              <w:top w:w="86" w:type="dxa"/>
+              <w:bottom w:w="86" w:type="dxa"/>
+              <w:start w:w="100" w:type="dxa"/>
+              <w:end w:w="100" w:type="dxa"/>
+            </w:tcMar>
           </w:tcPr>
           <w:p>
             <w:pPr>
-              <w:spacing w:after="40"/>
+              <w:spacing w:after="0"/>
+              <w:jc w:val="left"/>
             </w:pPr>
           </w:p>
         </w:tc>
         <w:tc>
           <w:tcPr>
-            <w:tcW w:type="dxa" w:w="2257"/>
+            <w:tcW w:type="dxa" w:w="2059"/>
+            <w:shd w:val="clear" w:fill="F2F2F2"/>
             <w:tcBorders>
               <w:top w:val="single" w:sz="4" w:color="9A9A9A"/>
               <w:bottom w:val="single" w:sz="4" w:color="9A9A9A"/>
               <w:start w:val="single" w:sz="4" w:color="9A9A9A"/>
               <w:end w:val="single" w:sz="4" w:color="9A9A9A"/>
             </w:tcBorders>
+            <w:tcMar>
+              <w:top w:w="86" w:type="dxa"/>
+              <w:bottom w:w="86" w:type="dxa"/>
+              <w:start w:w="100" w:type="dxa"/>
+              <w:end w:w="100" w:type="dxa"/>
+            </w:tcMar>
           </w:tcPr>
           <w:p>
             <w:pPr>
-              <w:spacing w:after="40"/>
+              <w:spacing w:after="0"/>
+              <w:jc w:val="left"/>
             </w:pPr>
           </w:p>
         </w:tc>
       </w:tr>
       <w:tr>
+        <w:trPr>
+          <w:trHeight w:val="1700" w:hRule="atLeast"/>
+        </w:trPr>
         <w:tc>
           <w:tcPr>
-            <w:tcW w:type="dxa" w:w="2257"/>
+            <w:tcW w:type="dxa" w:w="807"/>
             <w:tcBorders>
               <w:top w:val="single" w:sz="4" w:color="9A9A9A"/>
               <w:bottom w:val="single" w:sz="4" w:color="9A9A9A"/>
               <w:start w:val="single" w:sz="4" w:color="9A9A9A"/>
               <w:end w:val="single" w:sz="4" w:color="9A9A9A"/>
             </w:tcBorders>
+            <w:tcMar>
+              <w:top w:w="86" w:type="dxa"/>
+              <w:bottom w:w="86" w:type="dxa"/>
+              <w:start w:w="100" w:type="dxa"/>
+              <w:end w:w="100" w:type="dxa"/>
+            </w:tcMar>
           </w:tcPr>
           <w:p>
             <w:pPr>
-              <w:spacing w:after="40"/>
+              <w:spacing w:after="0"/>
+              <w:jc w:val="left"/>
             </w:pPr>
             <w:r>
               <w:rPr>
@@ -883,17 +1190,24 @@
         </w:tc>
         <w:tc>
           <w:tcPr>
-            <w:tcW w:type="dxa" w:w="2257"/>
+            <w:tcW w:type="dxa" w:w="4923"/>
             <w:tcBorders>
               <w:top w:val="single" w:sz="4" w:color="9A9A9A"/>
               <w:bottom w:val="single" w:sz="4" w:color="9A9A9A"/>
               <w:start w:val="single" w:sz="4" w:color="9A9A9A"/>
               <w:end w:val="single" w:sz="4" w:color="9A9A9A"/>
             </w:tcBorders>
+            <w:tcMar>
+              <w:top w:w="86" w:type="dxa"/>
+              <w:bottom w:w="86" w:type="dxa"/>
+              <w:start w:w="100" w:type="dxa"/>
+              <w:end w:w="100" w:type="dxa"/>
+            </w:tcMar>
           </w:tcPr>
           <w:p>
             <w:pPr>
-              <w:spacing w:after="40"/>
+              <w:spacing w:after="0"/>
+              <w:jc w:val="left"/>
             </w:pPr>
             <w:r>
               <w:rPr>
@@ -909,51 +1223,76 @@
         </w:tc>
         <w:tc>
           <w:tcPr>
-            <w:tcW w:type="dxa" w:w="2257"/>
+            <w:tcW w:type="dxa" w:w="1238"/>
             <w:tcBorders>
               <w:top w:val="single" w:sz="4" w:color="9A9A9A"/>
               <w:bottom w:val="single" w:sz="4" w:color="9A9A9A"/>
               <w:start w:val="single" w:sz="4" w:color="9A9A9A"/>
               <w:end w:val="single" w:sz="4" w:color="9A9A9A"/>
             </w:tcBorders>
+            <w:tcMar>
+              <w:top w:w="86" w:type="dxa"/>
+              <w:bottom w:w="86" w:type="dxa"/>
+              <w:start w:w="100" w:type="dxa"/>
+              <w:end w:w="100" w:type="dxa"/>
+            </w:tcMar>
           </w:tcPr>
           <w:p>
             <w:pPr>
-              <w:spacing w:after="40"/>
+              <w:spacing w:after="0"/>
+              <w:jc w:val="left"/>
             </w:pPr>
           </w:p>
         </w:tc>
         <w:tc>
           <w:tcPr>
-            <w:tcW w:type="dxa" w:w="2257"/>
+            <w:tcW w:type="dxa" w:w="2059"/>
             <w:tcBorders>
               <w:top w:val="single" w:sz="4" w:color="9A9A9A"/>
               <w:bottom w:val="single" w:sz="4" w:color="9A9A9A"/>
               <w:start w:val="single" w:sz="4" w:color="9A9A9A"/>
               <w:end w:val="single" w:sz="4" w:color="9A9A9A"/>
             </w:tcBorders>
+            <w:tcMar>
+              <w:top w:w="86" w:type="dxa"/>
+              <w:bottom w:w="86" w:type="dxa"/>
+              <w:start w:w="100" w:type="dxa"/>
+              <w:end w:w="100" w:type="dxa"/>
+            </w:tcMar>
           </w:tcPr>
           <w:p>
             <w:pPr>
-              <w:spacing w:after="40"/>
+              <w:spacing w:after="0"/>
+              <w:jc w:val="left"/>
             </w:pPr>
           </w:p>
         </w:tc>
       </w:tr>
       <w:tr>
+        <w:trPr>
+          <w:trHeight w:val="1700" w:hRule="atLeast"/>
+        </w:trPr>
         <w:tc>
           <w:tcPr>
-            <w:tcW w:type="dxa" w:w="2257"/>
+            <w:tcW w:type="dxa" w:w="807"/>
+            <w:shd w:val="clear" w:fill="F2F2F2"/>
             <w:tcBorders>
               <w:top w:val="single" w:sz="4" w:color="9A9A9A"/>
               <w:bottom w:val="single" w:sz="4" w:color="9A9A9A"/>
               <w:start w:val="single" w:sz="4" w:color="9A9A9A"/>
               <w:end w:val="single" w:sz="4" w:color="9A9A9A"/>
             </w:tcBorders>
+            <w:tcMar>
+              <w:top w:w="86" w:type="dxa"/>
+              <w:bottom w:w="86" w:type="dxa"/>
+              <w:start w:w="100" w:type="dxa"/>
+              <w:end w:w="100" w:type="dxa"/>
+            </w:tcMar>
           </w:tcPr>
           <w:p>
             <w:pPr>
-              <w:spacing w:after="40"/>
+              <w:spacing w:after="0"/>
+              <w:jc w:val="left"/>
             </w:pPr>
             <w:r>
               <w:rPr>
@@ -969,17 +1308,25 @@
         </w:tc>
         <w:tc>
           <w:tcPr>
-            <w:tcW w:type="dxa" w:w="2257"/>
+            <w:tcW w:type="dxa" w:w="4923"/>
+            <w:shd w:val="clear" w:fill="F2F2F2"/>
             <w:tcBorders>
               <w:top w:val="single" w:sz="4" w:color="9A9A9A"/>
               <w:bottom w:val="single" w:sz="4" w:color="9A9A9A"/>
               <w:start w:val="single" w:sz="4" w:color="9A9A9A"/>
               <w:end w:val="single" w:sz="4" w:color="9A9A9A"/>
             </w:tcBorders>
+            <w:tcMar>
+              <w:top w:w="86" w:type="dxa"/>
+              <w:bottom w:w="86" w:type="dxa"/>
+              <w:start w:w="100" w:type="dxa"/>
+              <w:end w:w="100" w:type="dxa"/>
+            </w:tcMar>
           </w:tcPr>
           <w:p>
             <w:pPr>
-              <w:spacing w:after="40"/>
+              <w:spacing w:after="0"/>
+              <w:jc w:val="left"/>
             </w:pPr>
             <w:r>
               <w:rPr>
@@ -995,51 +1342,77 @@
         </w:tc>
         <w:tc>
           <w:tcPr>
-            <w:tcW w:type="dxa" w:w="2257"/>
+            <w:tcW w:type="dxa" w:w="1238"/>
+            <w:shd w:val="clear" w:fill="F2F2F2"/>
             <w:tcBorders>
               <w:top w:val="single" w:sz="4" w:color="9A9A9A"/>
               <w:bottom w:val="single" w:sz="4" w:color="9A9A9A"/>
               <w:start w:val="single" w:sz="4" w:color="9A9A9A"/>
               <w:end w:val="single" w:sz="4" w:color="9A9A9A"/>
             </w:tcBorders>
+            <w:tcMar>
+              <w:top w:w="86" w:type="dxa"/>
+              <w:bottom w:w="86" w:type="dxa"/>
+              <w:start w:w="100" w:type="dxa"/>
+              <w:end w:w="100" w:type="dxa"/>
+            </w:tcMar>
           </w:tcPr>
           <w:p>
             <w:pPr>
-              <w:spacing w:after="40"/>
+              <w:spacing w:after="0"/>
+              <w:jc w:val="left"/>
             </w:pPr>
           </w:p>
         </w:tc>
         <w:tc>
           <w:tcPr>
-            <w:tcW w:type="dxa" w:w="2257"/>
+            <w:tcW w:type="dxa" w:w="2059"/>
+            <w:shd w:val="clear" w:fill="F2F2F2"/>
             <w:tcBorders>
               <w:top w:val="single" w:sz="4" w:color="9A9A9A"/>
               <w:bottom w:val="single" w:sz="4" w:color="9A9A9A"/>
               <w:start w:val="single" w:sz="4" w:color="9A9A9A"/>
               <w:end w:val="single" w:sz="4" w:color="9A9A9A"/>
             </w:tcBorders>
+            <w:tcMar>
+              <w:top w:w="86" w:type="dxa"/>
+              <w:bottom w:w="86" w:type="dxa"/>
+              <w:start w:w="100" w:type="dxa"/>
+              <w:end w:w="100" w:type="dxa"/>
+            </w:tcMar>
           </w:tcPr>
           <w:p>
             <w:pPr>
-              <w:spacing w:after="40"/>
+              <w:spacing w:after="0"/>
+              <w:jc w:val="left"/>
             </w:pPr>
           </w:p>
         </w:tc>
       </w:tr>
       <w:tr>
+        <w:trPr>
+          <w:trHeight w:val="1700" w:hRule="atLeast"/>
+        </w:trPr>
         <w:tc>
           <w:tcPr>
-            <w:tcW w:type="dxa" w:w="2257"/>
+            <w:tcW w:type="dxa" w:w="807"/>
             <w:tcBorders>
               <w:top w:val="single" w:sz="4" w:color="9A9A9A"/>
               <w:bottom w:val="single" w:sz="4" w:color="9A9A9A"/>
               <w:start w:val="single" w:sz="4" w:color="9A9A9A"/>
               <w:end w:val="single" w:sz="4" w:color="9A9A9A"/>
             </w:tcBorders>
+            <w:tcMar>
+              <w:top w:w="86" w:type="dxa"/>
+              <w:bottom w:w="86" w:type="dxa"/>
+              <w:start w:w="100" w:type="dxa"/>
+              <w:end w:w="100" w:type="dxa"/>
+            </w:tcMar>
           </w:tcPr>
           <w:p>
             <w:pPr>
-              <w:spacing w:after="40"/>
+              <w:spacing w:after="0"/>
+              <w:jc w:val="left"/>
             </w:pPr>
             <w:r>
               <w:rPr>
@@ -1055,17 +1428,24 @@
         </w:tc>
         <w:tc>
           <w:tcPr>
-            <w:tcW w:type="dxa" w:w="2257"/>
+            <w:tcW w:type="dxa" w:w="4923"/>
             <w:tcBorders>
               <w:top w:val="single" w:sz="4" w:color="9A9A9A"/>
               <w:bottom w:val="single" w:sz="4" w:color="9A9A9A"/>
               <w:start w:val="single" w:sz="4" w:color="9A9A9A"/>
               <w:end w:val="single" w:sz="4" w:color="9A9A9A"/>
             </w:tcBorders>
+            <w:tcMar>
+              <w:top w:w="86" w:type="dxa"/>
+              <w:bottom w:w="86" w:type="dxa"/>
+              <w:start w:w="100" w:type="dxa"/>
+              <w:end w:w="100" w:type="dxa"/>
+            </w:tcMar>
           </w:tcPr>
           <w:p>
             <w:pPr>
-              <w:spacing w:after="40"/>
+              <w:spacing w:after="0"/>
+              <w:jc w:val="left"/>
             </w:pPr>
             <w:r>
               <w:rPr>
@@ -1081,51 +1461,76 @@
         </w:tc>
         <w:tc>
           <w:tcPr>
-            <w:tcW w:type="dxa" w:w="2257"/>
+            <w:tcW w:type="dxa" w:w="1238"/>
             <w:tcBorders>
               <w:top w:val="single" w:sz="4" w:color="9A9A9A"/>
               <w:bottom w:val="single" w:sz="4" w:color="9A9A9A"/>
               <w:start w:val="single" w:sz="4" w:color="9A9A9A"/>
               <w:end w:val="single" w:sz="4" w:color="9A9A9A"/>
             </w:tcBorders>
+            <w:tcMar>
+              <w:top w:w="86" w:type="dxa"/>
+              <w:bottom w:w="86" w:type="dxa"/>
+              <w:start w:w="100" w:type="dxa"/>
+              <w:end w:w="100" w:type="dxa"/>
+            </w:tcMar>
           </w:tcPr>
           <w:p>
             <w:pPr>
-              <w:spacing w:after="40"/>
+              <w:spacing w:after="0"/>
+              <w:jc w:val="left"/>
             </w:pPr>
           </w:p>
         </w:tc>
         <w:tc>
           <w:tcPr>
-            <w:tcW w:type="dxa" w:w="2257"/>
+            <w:tcW w:type="dxa" w:w="2059"/>
             <w:tcBorders>
               <w:top w:val="single" w:sz="4" w:color="9A9A9A"/>
               <w:bottom w:val="single" w:sz="4" w:color="9A9A9A"/>
               <w:start w:val="single" w:sz="4" w:color="9A9A9A"/>
               <w:end w:val="single" w:sz="4" w:color="9A9A9A"/>
             </w:tcBorders>
+            <w:tcMar>
+              <w:top w:w="86" w:type="dxa"/>
+              <w:bottom w:w="86" w:type="dxa"/>
+              <w:start w:w="100" w:type="dxa"/>
+              <w:end w:w="100" w:type="dxa"/>
+            </w:tcMar>
           </w:tcPr>
           <w:p>
             <w:pPr>
-              <w:spacing w:after="40"/>
+              <w:spacing w:after="0"/>
+              <w:jc w:val="left"/>
             </w:pPr>
           </w:p>
         </w:tc>
       </w:tr>
       <w:tr>
+        <w:trPr>
+          <w:trHeight w:val="1700" w:hRule="atLeast"/>
+        </w:trPr>
         <w:tc>
           <w:tcPr>
-            <w:tcW w:type="dxa" w:w="2257"/>
+            <w:tcW w:type="dxa" w:w="807"/>
+            <w:shd w:val="clear" w:fill="F2F2F2"/>
             <w:tcBorders>
               <w:top w:val="single" w:sz="4" w:color="9A9A9A"/>
               <w:bottom w:val="single" w:sz="4" w:color="9A9A9A"/>
               <w:start w:val="single" w:sz="4" w:color="9A9A9A"/>
               <w:end w:val="single" w:sz="4" w:color="9A9A9A"/>
             </w:tcBorders>
+            <w:tcMar>
+              <w:top w:w="86" w:type="dxa"/>
+              <w:bottom w:w="86" w:type="dxa"/>
+              <w:start w:w="100" w:type="dxa"/>
+              <w:end w:w="100" w:type="dxa"/>
+            </w:tcMar>
           </w:tcPr>
           <w:p>
             <w:pPr>
-              <w:spacing w:after="40"/>
+              <w:spacing w:after="0"/>
+              <w:jc w:val="left"/>
             </w:pPr>
             <w:r>
               <w:rPr>
@@ -1141,17 +1546,25 @@
         </w:tc>
         <w:tc>
           <w:tcPr>
-            <w:tcW w:type="dxa" w:w="2257"/>
+            <w:tcW w:type="dxa" w:w="4923"/>
+            <w:shd w:val="clear" w:fill="F2F2F2"/>
             <w:tcBorders>
               <w:top w:val="single" w:sz="4" w:color="9A9A9A"/>
               <w:bottom w:val="single" w:sz="4" w:color="9A9A9A"/>
               <w:start w:val="single" w:sz="4" w:color="9A9A9A"/>
               <w:end w:val="single" w:sz="4" w:color="9A9A9A"/>
             </w:tcBorders>
+            <w:tcMar>
+              <w:top w:w="86" w:type="dxa"/>
+              <w:bottom w:w="86" w:type="dxa"/>
+              <w:start w:w="100" w:type="dxa"/>
+              <w:end w:w="100" w:type="dxa"/>
+            </w:tcMar>
           </w:tcPr>
           <w:p>
             <w:pPr>
-              <w:spacing w:after="40"/>
+              <w:spacing w:after="0"/>
+              <w:jc w:val="left"/>
             </w:pPr>
             <w:r>
               <w:rPr>
@@ -1167,51 +1580,77 @@
         </w:tc>
         <w:tc>
           <w:tcPr>
-            <w:tcW w:type="dxa" w:w="2257"/>
+            <w:tcW w:type="dxa" w:w="1238"/>
+            <w:shd w:val="clear" w:fill="F2F2F2"/>
             <w:tcBorders>
               <w:top w:val="single" w:sz="4" w:color="9A9A9A"/>
               <w:bottom w:val="single" w:sz="4" w:color="9A9A9A"/>
               <w:start w:val="single" w:sz="4" w:color="9A9A9A"/>
               <w:end w:val="single" w:sz="4" w:color="9A9A9A"/>
             </w:tcBorders>
+            <w:tcMar>
+              <w:top w:w="86" w:type="dxa"/>
+              <w:bottom w:w="86" w:type="dxa"/>
+              <w:start w:w="100" w:type="dxa"/>
+              <w:end w:w="100" w:type="dxa"/>
+            </w:tcMar>
           </w:tcPr>
           <w:p>
             <w:pPr>
-              <w:spacing w:after="40"/>
+              <w:spacing w:after="0"/>
+              <w:jc w:val="left"/>
             </w:pPr>
           </w:p>
         </w:tc>
         <w:tc>
           <w:tcPr>
-            <w:tcW w:type="dxa" w:w="2257"/>
+            <w:tcW w:type="dxa" w:w="2059"/>
+            <w:shd w:val="clear" w:fill="F2F2F2"/>
             <w:tcBorders>
               <w:top w:val="single" w:sz="4" w:color="9A9A9A"/>
               <w:bottom w:val="single" w:sz="4" w:color="9A9A9A"/>
               <w:start w:val="single" w:sz="4" w:color="9A9A9A"/>
               <w:end w:val="single" w:sz="4" w:color="9A9A9A"/>
             </w:tcBorders>
+            <w:tcMar>
+              <w:top w:w="86" w:type="dxa"/>
+              <w:bottom w:w="86" w:type="dxa"/>
+              <w:start w:w="100" w:type="dxa"/>
+              <w:end w:w="100" w:type="dxa"/>
+            </w:tcMar>
           </w:tcPr>
           <w:p>
             <w:pPr>
-              <w:spacing w:after="40"/>
+              <w:spacing w:after="0"/>
+              <w:jc w:val="left"/>
             </w:pPr>
           </w:p>
         </w:tc>
       </w:tr>
       <w:tr>
+        <w:trPr>
+          <w:trHeight w:val="1700" w:hRule="atLeast"/>
+        </w:trPr>
         <w:tc>
           <w:tcPr>
-            <w:tcW w:type="dxa" w:w="2257"/>
+            <w:tcW w:type="dxa" w:w="807"/>
             <w:tcBorders>
               <w:top w:val="single" w:sz="4" w:color="9A9A9A"/>
               <w:bottom w:val="single" w:sz="4" w:color="9A9A9A"/>
               <w:start w:val="single" w:sz="4" w:color="9A9A9A"/>
               <w:end w:val="single" w:sz="4" w:color="9A9A9A"/>
             </w:tcBorders>
+            <w:tcMar>
+              <w:top w:w="86" w:type="dxa"/>
+              <w:bottom w:w="86" w:type="dxa"/>
+              <w:start w:w="100" w:type="dxa"/>
+              <w:end w:w="100" w:type="dxa"/>
+            </w:tcMar>
           </w:tcPr>
           <w:p>
             <w:pPr>
-              <w:spacing w:after="40"/>
+              <w:spacing w:after="0"/>
+              <w:jc w:val="left"/>
             </w:pPr>
             <w:r>
               <w:rPr>
@@ -1227,17 +1666,24 @@
         </w:tc>
         <w:tc>
           <w:tcPr>
-            <w:tcW w:type="dxa" w:w="2257"/>
+            <w:tcW w:type="dxa" w:w="4923"/>
             <w:tcBorders>
               <w:top w:val="single" w:sz="4" w:color="9A9A9A"/>
               <w:bottom w:val="single" w:sz="4" w:color="9A9A9A"/>
               <w:start w:val="single" w:sz="4" w:color="9A9A9A"/>
               <w:end w:val="single" w:sz="4" w:color="9A9A9A"/>
             </w:tcBorders>
+            <w:tcMar>
+              <w:top w:w="86" w:type="dxa"/>
+              <w:bottom w:w="86" w:type="dxa"/>
+              <w:start w:w="100" w:type="dxa"/>
+              <w:end w:w="100" w:type="dxa"/>
+            </w:tcMar>
           </w:tcPr>
           <w:p>
             <w:pPr>
-              <w:spacing w:after="40"/>
+              <w:spacing w:after="0"/>
+              <w:jc w:val="left"/>
             </w:pPr>
             <w:r>
               <w:rPr>
@@ -1253,51 +1699,76 @@
         </w:tc>
         <w:tc>
           <w:tcPr>
-            <w:tcW w:type="dxa" w:w="2257"/>
+            <w:tcW w:type="dxa" w:w="1238"/>
             <w:tcBorders>
               <w:top w:val="single" w:sz="4" w:color="9A9A9A"/>
               <w:bottom w:val="single" w:sz="4" w:color="9A9A9A"/>
               <w:start w:val="single" w:sz="4" w:color="9A9A9A"/>
               <w:end w:val="single" w:sz="4" w:color="9A9A9A"/>
             </w:tcBorders>
+            <w:tcMar>
+              <w:top w:w="86" w:type="dxa"/>
+              <w:bottom w:w="86" w:type="dxa"/>
+              <w:start w:w="100" w:type="dxa"/>
+              <w:end w:w="100" w:type="dxa"/>
+            </w:tcMar>
           </w:tcPr>
           <w:p>
             <w:pPr>
-              <w:spacing w:after="40"/>
+              <w:spacing w:after="0"/>
+              <w:jc w:val="left"/>
             </w:pPr>
           </w:p>
         </w:tc>
         <w:tc>
           <w:tcPr>
-            <w:tcW w:type="dxa" w:w="2257"/>
+            <w:tcW w:type="dxa" w:w="2059"/>
             <w:tcBorders>
               <w:top w:val="single" w:sz="4" w:color="9A9A9A"/>
               <w:bottom w:val="single" w:sz="4" w:color="9A9A9A"/>
               <w:start w:val="single" w:sz="4" w:color="9A9A9A"/>
               <w:end w:val="single" w:sz="4" w:color="9A9A9A"/>
             </w:tcBorders>
+            <w:tcMar>
+              <w:top w:w="86" w:type="dxa"/>
+              <w:bottom w:w="86" w:type="dxa"/>
+              <w:start w:w="100" w:type="dxa"/>
+              <w:end w:w="100" w:type="dxa"/>
+            </w:tcMar>
           </w:tcPr>
           <w:p>
             <w:pPr>
-              <w:spacing w:after="40"/>
+              <w:spacing w:after="0"/>
+              <w:jc w:val="left"/>
             </w:pPr>
           </w:p>
         </w:tc>
       </w:tr>
       <w:tr>
+        <w:trPr>
+          <w:trHeight w:val="1700" w:hRule="atLeast"/>
+        </w:trPr>
         <w:tc>
           <w:tcPr>
-            <w:tcW w:type="dxa" w:w="2257"/>
+            <w:tcW w:type="dxa" w:w="807"/>
+            <w:shd w:val="clear" w:fill="F2F2F2"/>
             <w:tcBorders>
               <w:top w:val="single" w:sz="4" w:color="9A9A9A"/>
               <w:bottom w:val="single" w:sz="4" w:color="9A9A9A"/>
               <w:start w:val="single" w:sz="4" w:color="9A9A9A"/>
               <w:end w:val="single" w:sz="4" w:color="9A9A9A"/>
             </w:tcBorders>
+            <w:tcMar>
+              <w:top w:w="86" w:type="dxa"/>
+              <w:bottom w:w="86" w:type="dxa"/>
+              <w:start w:w="100" w:type="dxa"/>
+              <w:end w:w="100" w:type="dxa"/>
+            </w:tcMar>
           </w:tcPr>
           <w:p>
             <w:pPr>
-              <w:spacing w:after="40"/>
+              <w:spacing w:after="0"/>
+              <w:jc w:val="left"/>
             </w:pPr>
             <w:r>
               <w:rPr>
@@ -1313,17 +1784,25 @@
         </w:tc>
         <w:tc>
           <w:tcPr>
-            <w:tcW w:type="dxa" w:w="2257"/>
+            <w:tcW w:type="dxa" w:w="4923"/>
+            <w:shd w:val="clear" w:fill="F2F2F2"/>
             <w:tcBorders>
               <w:top w:val="single" w:sz="4" w:color="9A9A9A"/>
               <w:bottom w:val="single" w:sz="4" w:color="9A9A9A"/>
               <w:start w:val="single" w:sz="4" w:color="9A9A9A"/>
               <w:end w:val="single" w:sz="4" w:color="9A9A9A"/>
             </w:tcBorders>
+            <w:tcMar>
+              <w:top w:w="86" w:type="dxa"/>
+              <w:bottom w:w="86" w:type="dxa"/>
+              <w:start w:w="100" w:type="dxa"/>
+              <w:end w:w="100" w:type="dxa"/>
+            </w:tcMar>
           </w:tcPr>
           <w:p>
             <w:pPr>
-              <w:spacing w:after="40"/>
+              <w:spacing w:after="0"/>
+              <w:jc w:val="left"/>
             </w:pPr>
             <w:r>
               <w:rPr>
@@ -1339,51 +1818,77 @@
         </w:tc>
         <w:tc>
           <w:tcPr>
-            <w:tcW w:type="dxa" w:w="2257"/>
+            <w:tcW w:type="dxa" w:w="1238"/>
+            <w:shd w:val="clear" w:fill="F2F2F2"/>
             <w:tcBorders>
               <w:top w:val="single" w:sz="4" w:color="9A9A9A"/>
               <w:bottom w:val="single" w:sz="4" w:color="9A9A9A"/>
               <w:start w:val="single" w:sz="4" w:color="9A9A9A"/>
               <w:end w:val="single" w:sz="4" w:color="9A9A9A"/>
             </w:tcBorders>
+            <w:tcMar>
+              <w:top w:w="86" w:type="dxa"/>
+              <w:bottom w:w="86" w:type="dxa"/>
+              <w:start w:w="100" w:type="dxa"/>
+              <w:end w:w="100" w:type="dxa"/>
+            </w:tcMar>
           </w:tcPr>
           <w:p>
             <w:pPr>
-              <w:spacing w:after="40"/>
+              <w:spacing w:after="0"/>
+              <w:jc w:val="left"/>
             </w:pPr>
           </w:p>
         </w:tc>
         <w:tc>
           <w:tcPr>
-            <w:tcW w:type="dxa" w:w="2257"/>
+            <w:tcW w:type="dxa" w:w="2059"/>
+            <w:shd w:val="clear" w:fill="F2F2F2"/>
             <w:tcBorders>
               <w:top w:val="single" w:sz="4" w:color="9A9A9A"/>
               <w:bottom w:val="single" w:sz="4" w:color="9A9A9A"/>
               <w:start w:val="single" w:sz="4" w:color="9A9A9A"/>
               <w:end w:val="single" w:sz="4" w:color="9A9A9A"/>
             </w:tcBorders>
+            <w:tcMar>
+              <w:top w:w="86" w:type="dxa"/>
+              <w:bottom w:w="86" w:type="dxa"/>
+              <w:start w:w="100" w:type="dxa"/>
+              <w:end w:w="100" w:type="dxa"/>
+            </w:tcMar>
           </w:tcPr>
           <w:p>
             <w:pPr>
-              <w:spacing w:after="40"/>
+              <w:spacing w:after="0"/>
+              <w:jc w:val="left"/>
             </w:pPr>
           </w:p>
         </w:tc>
       </w:tr>
       <w:tr>
+        <w:trPr>
+          <w:trHeight w:val="1700" w:hRule="atLeast"/>
+        </w:trPr>
         <w:tc>
           <w:tcPr>
-            <w:tcW w:type="dxa" w:w="2257"/>
+            <w:tcW w:type="dxa" w:w="807"/>
             <w:tcBorders>
               <w:top w:val="single" w:sz="4" w:color="9A9A9A"/>
               <w:bottom w:val="single" w:sz="4" w:color="9A9A9A"/>
               <w:start w:val="single" w:sz="4" w:color="9A9A9A"/>
               <w:end w:val="single" w:sz="4" w:color="9A9A9A"/>
             </w:tcBorders>
+            <w:tcMar>
+              <w:top w:w="86" w:type="dxa"/>
+              <w:bottom w:w="86" w:type="dxa"/>
+              <w:start w:w="100" w:type="dxa"/>
+              <w:end w:w="100" w:type="dxa"/>
+            </w:tcMar>
           </w:tcPr>
           <w:p>
             <w:pPr>
-              <w:spacing w:after="40"/>
+              <w:spacing w:after="0"/>
+              <w:jc w:val="left"/>
             </w:pPr>
             <w:r>
               <w:rPr>
@@ -1399,17 +1904,24 @@
         </w:tc>
         <w:tc>
           <w:tcPr>
-            <w:tcW w:type="dxa" w:w="2257"/>
+            <w:tcW w:type="dxa" w:w="4923"/>
             <w:tcBorders>
               <w:top w:val="single" w:sz="4" w:color="9A9A9A"/>
               <w:bottom w:val="single" w:sz="4" w:color="9A9A9A"/>
               <w:start w:val="single" w:sz="4" w:color="9A9A9A"/>
               <w:end w:val="single" w:sz="4" w:color="9A9A9A"/>
             </w:tcBorders>
+            <w:tcMar>
+              <w:top w:w="86" w:type="dxa"/>
+              <w:bottom w:w="86" w:type="dxa"/>
+              <w:start w:w="100" w:type="dxa"/>
+              <w:end w:w="100" w:type="dxa"/>
+            </w:tcMar>
           </w:tcPr>
           <w:p>
             <w:pPr>
-              <w:spacing w:after="40"/>
+              <w:spacing w:after="0"/>
+              <w:jc w:val="left"/>
             </w:pPr>
             <w:r>
               <w:rPr>
@@ -1425,51 +1937,76 @@
         </w:tc>
         <w:tc>
           <w:tcPr>
-            <w:tcW w:type="dxa" w:w="2257"/>
+            <w:tcW w:type="dxa" w:w="1238"/>
             <w:tcBorders>
               <w:top w:val="single" w:sz="4" w:color="9A9A9A"/>
               <w:bottom w:val="single" w:sz="4" w:color="9A9A9A"/>
               <w:start w:val="single" w:sz="4" w:color="9A9A9A"/>
               <w:end w:val="single" w:sz="4" w:color="9A9A9A"/>
             </w:tcBorders>
+            <w:tcMar>
+              <w:top w:w="86" w:type="dxa"/>
+              <w:bottom w:w="86" w:type="dxa"/>
+              <w:start w:w="100" w:type="dxa"/>
+              <w:end w:w="100" w:type="dxa"/>
+            </w:tcMar>
           </w:tcPr>
           <w:p>
             <w:pPr>
-              <w:spacing w:after="40"/>
+              <w:spacing w:after="0"/>
+              <w:jc w:val="left"/>
             </w:pPr>
           </w:p>
         </w:tc>
         <w:tc>
           <w:tcPr>
-            <w:tcW w:type="dxa" w:w="2257"/>
+            <w:tcW w:type="dxa" w:w="2059"/>
             <w:tcBorders>
               <w:top w:val="single" w:sz="4" w:color="9A9A9A"/>
               <w:bottom w:val="single" w:sz="4" w:color="9A9A9A"/>
               <w:start w:val="single" w:sz="4" w:color="9A9A9A"/>
               <w:end w:val="single" w:sz="4" w:color="9A9A9A"/>
             </w:tcBorders>
+            <w:tcMar>
+              <w:top w:w="86" w:type="dxa"/>
+              <w:bottom w:w="86" w:type="dxa"/>
+              <w:start w:w="100" w:type="dxa"/>
+              <w:end w:w="100" w:type="dxa"/>
+            </w:tcMar>
           </w:tcPr>
           <w:p>
             <w:pPr>
-              <w:spacing w:after="40"/>
+              <w:spacing w:after="0"/>
+              <w:jc w:val="left"/>
             </w:pPr>
           </w:p>
         </w:tc>
       </w:tr>
       <w:tr>
+        <w:trPr>
+          <w:trHeight w:val="1700" w:hRule="atLeast"/>
+        </w:trPr>
         <w:tc>
           <w:tcPr>
-            <w:tcW w:type="dxa" w:w="2257"/>
+            <w:tcW w:type="dxa" w:w="807"/>
+            <w:shd w:val="clear" w:fill="F2F2F2"/>
             <w:tcBorders>
               <w:top w:val="single" w:sz="4" w:color="9A9A9A"/>
               <w:bottom w:val="single" w:sz="4" w:color="9A9A9A"/>
               <w:start w:val="single" w:sz="4" w:color="9A9A9A"/>
               <w:end w:val="single" w:sz="4" w:color="9A9A9A"/>
             </w:tcBorders>
+            <w:tcMar>
+              <w:top w:w="86" w:type="dxa"/>
+              <w:bottom w:w="86" w:type="dxa"/>
+              <w:start w:w="100" w:type="dxa"/>
+              <w:end w:w="100" w:type="dxa"/>
+            </w:tcMar>
           </w:tcPr>
           <w:p>
             <w:pPr>
-              <w:spacing w:after="40"/>
+              <w:spacing w:after="0"/>
+              <w:jc w:val="left"/>
             </w:pPr>
             <w:r>
               <w:rPr>
@@ -1485,17 +2022,25 @@
         </w:tc>
         <w:tc>
           <w:tcPr>
-            <w:tcW w:type="dxa" w:w="2257"/>
+            <w:tcW w:type="dxa" w:w="4923"/>
+            <w:shd w:val="clear" w:fill="F2F2F2"/>
             <w:tcBorders>
               <w:top w:val="single" w:sz="4" w:color="9A9A9A"/>
               <w:bottom w:val="single" w:sz="4" w:color="9A9A9A"/>
               <w:start w:val="single" w:sz="4" w:color="9A9A9A"/>
               <w:end w:val="single" w:sz="4" w:color="9A9A9A"/>
             </w:tcBorders>
+            <w:tcMar>
+              <w:top w:w="86" w:type="dxa"/>
+              <w:bottom w:w="86" w:type="dxa"/>
+              <w:start w:w="100" w:type="dxa"/>
+              <w:end w:w="100" w:type="dxa"/>
+            </w:tcMar>
           </w:tcPr>
           <w:p>
             <w:pPr>
-              <w:spacing w:after="40"/>
+              <w:spacing w:after="0"/>
+              <w:jc w:val="left"/>
             </w:pPr>
             <w:r>
               <w:rPr>
@@ -1511,51 +2056,77 @@
         </w:tc>
         <w:tc>
           <w:tcPr>
-            <w:tcW w:type="dxa" w:w="2257"/>
+            <w:tcW w:type="dxa" w:w="1238"/>
+            <w:shd w:val="clear" w:fill="F2F2F2"/>
             <w:tcBorders>
               <w:top w:val="single" w:sz="4" w:color="9A9A9A"/>
               <w:bottom w:val="single" w:sz="4" w:color="9A9A9A"/>
               <w:start w:val="single" w:sz="4" w:color="9A9A9A"/>
               <w:end w:val="single" w:sz="4" w:color="9A9A9A"/>
             </w:tcBorders>
+            <w:tcMar>
+              <w:top w:w="86" w:type="dxa"/>
+              <w:bottom w:w="86" w:type="dxa"/>
+              <w:start w:w="100" w:type="dxa"/>
+              <w:end w:w="100" w:type="dxa"/>
+            </w:tcMar>
           </w:tcPr>
           <w:p>
             <w:pPr>
-              <w:spacing w:after="40"/>
+              <w:spacing w:after="0"/>
+              <w:jc w:val="left"/>
             </w:pPr>
           </w:p>
         </w:tc>
         <w:tc>
           <w:tcPr>
-            <w:tcW w:type="dxa" w:w="2257"/>
+            <w:tcW w:type="dxa" w:w="2059"/>
+            <w:shd w:val="clear" w:fill="F2F2F2"/>
             <w:tcBorders>
               <w:top w:val="single" w:sz="4" w:color="9A9A9A"/>
               <w:bottom w:val="single" w:sz="4" w:color="9A9A9A"/>
               <w:start w:val="single" w:sz="4" w:color="9A9A9A"/>
               <w:end w:val="single" w:sz="4" w:color="9A9A9A"/>
             </w:tcBorders>
+            <w:tcMar>
+              <w:top w:w="86" w:type="dxa"/>
+              <w:bottom w:w="86" w:type="dxa"/>
+              <w:start w:w="100" w:type="dxa"/>
+              <w:end w:w="100" w:type="dxa"/>
+            </w:tcMar>
           </w:tcPr>
           <w:p>
             <w:pPr>
-              <w:spacing w:after="40"/>
+              <w:spacing w:after="0"/>
+              <w:jc w:val="left"/>
             </w:pPr>
           </w:p>
         </w:tc>
       </w:tr>
       <w:tr>
+        <w:trPr>
+          <w:trHeight w:val="1700" w:hRule="atLeast"/>
+        </w:trPr>
         <w:tc>
           <w:tcPr>
-            <w:tcW w:type="dxa" w:w="2257"/>
+            <w:tcW w:type="dxa" w:w="807"/>
             <w:tcBorders>
               <w:top w:val="single" w:sz="4" w:color="9A9A9A"/>
               <w:bottom w:val="single" w:sz="4" w:color="9A9A9A"/>
               <w:start w:val="single" w:sz="4" w:color="9A9A9A"/>
               <w:end w:val="single" w:sz="4" w:color="9A9A9A"/>
             </w:tcBorders>
+            <w:tcMar>
+              <w:top w:w="86" w:type="dxa"/>
+              <w:bottom w:w="86" w:type="dxa"/>
+              <w:start w:w="100" w:type="dxa"/>
+              <w:end w:w="100" w:type="dxa"/>
+            </w:tcMar>
           </w:tcPr>
           <w:p>
             <w:pPr>
-              <w:spacing w:after="40"/>
+              <w:spacing w:after="0"/>
+              <w:jc w:val="left"/>
             </w:pPr>
             <w:r>
               <w:rPr>
@@ -1571,17 +2142,24 @@
         </w:tc>
         <w:tc>
           <w:tcPr>
-            <w:tcW w:type="dxa" w:w="2257"/>
+            <w:tcW w:type="dxa" w:w="4923"/>
             <w:tcBorders>
               <w:top w:val="single" w:sz="4" w:color="9A9A9A"/>
               <w:bottom w:val="single" w:sz="4" w:color="9A9A9A"/>
               <w:start w:val="single" w:sz="4" w:color="9A9A9A"/>
               <w:end w:val="single" w:sz="4" w:color="9A9A9A"/>
             </w:tcBorders>
+            <w:tcMar>
+              <w:top w:w="86" w:type="dxa"/>
+              <w:bottom w:w="86" w:type="dxa"/>
+              <w:start w:w="100" w:type="dxa"/>
+              <w:end w:w="100" w:type="dxa"/>
+            </w:tcMar>
           </w:tcPr>
           <w:p>
             <w:pPr>
-              <w:spacing w:after="40"/>
+              <w:spacing w:after="0"/>
+              <w:jc w:val="left"/>
             </w:pPr>
             <w:r>
               <w:rPr>
@@ -1597,51 +2175,76 @@
         </w:tc>
         <w:tc>
           <w:tcPr>
-            <w:tcW w:type="dxa" w:w="2257"/>
+            <w:tcW w:type="dxa" w:w="1238"/>
             <w:tcBorders>
               <w:top w:val="single" w:sz="4" w:color="9A9A9A"/>
               <w:bottom w:val="single" w:sz="4" w:color="9A9A9A"/>
               <w:start w:val="single" w:sz="4" w:color="9A9A9A"/>
               <w:end w:val="single" w:sz="4" w:color="9A9A9A"/>
             </w:tcBorders>
+            <w:tcMar>
+              <w:top w:w="86" w:type="dxa"/>
+              <w:bottom w:w="86" w:type="dxa"/>
+              <w:start w:w="100" w:type="dxa"/>
+              <w:end w:w="100" w:type="dxa"/>
+            </w:tcMar>
           </w:tcPr>
           <w:p>
             <w:pPr>
-              <w:spacing w:after="40"/>
+              <w:spacing w:after="0"/>
+              <w:jc w:val="left"/>
             </w:pPr>
           </w:p>
         </w:tc>
         <w:tc>
           <w:tcPr>
-            <w:tcW w:type="dxa" w:w="2257"/>
+            <w:tcW w:type="dxa" w:w="2059"/>
             <w:tcBorders>
               <w:top w:val="single" w:sz="4" w:color="9A9A9A"/>
               <w:bottom w:val="single" w:sz="4" w:color="9A9A9A"/>
               <w:start w:val="single" w:sz="4" w:color="9A9A9A"/>
               <w:end w:val="single" w:sz="4" w:color="9A9A9A"/>
             </w:tcBorders>
+            <w:tcMar>
+              <w:top w:w="86" w:type="dxa"/>
+              <w:bottom w:w="86" w:type="dxa"/>
+              <w:start w:w="100" w:type="dxa"/>
+              <w:end w:w="100" w:type="dxa"/>
+            </w:tcMar>
           </w:tcPr>
           <w:p>
             <w:pPr>
-              <w:spacing w:after="40"/>
+              <w:spacing w:after="0"/>
+              <w:jc w:val="left"/>
             </w:pPr>
           </w:p>
         </w:tc>
       </w:tr>
       <w:tr>
+        <w:trPr>
+          <w:trHeight w:val="1700" w:hRule="atLeast"/>
+        </w:trPr>
         <w:tc>
           <w:tcPr>
-            <w:tcW w:type="dxa" w:w="2257"/>
+            <w:tcW w:type="dxa" w:w="807"/>
+            <w:shd w:val="clear" w:fill="F2F2F2"/>
             <w:tcBorders>
               <w:top w:val="single" w:sz="4" w:color="9A9A9A"/>
               <w:bottom w:val="single" w:sz="4" w:color="9A9A9A"/>
               <w:start w:val="single" w:sz="4" w:color="9A9A9A"/>
               <w:end w:val="single" w:sz="4" w:color="9A9A9A"/>
             </w:tcBorders>
+            <w:tcMar>
+              <w:top w:w="86" w:type="dxa"/>
+              <w:bottom w:w="86" w:type="dxa"/>
+              <w:start w:w="100" w:type="dxa"/>
+              <w:end w:w="100" w:type="dxa"/>
+            </w:tcMar>
           </w:tcPr>
           <w:p>
             <w:pPr>
-              <w:spacing w:after="40"/>
+              <w:spacing w:after="0"/>
+              <w:jc w:val="left"/>
             </w:pPr>
             <w:r>
               <w:rPr>
@@ -1657,17 +2260,25 @@
         </w:tc>
         <w:tc>
           <w:tcPr>
-            <w:tcW w:type="dxa" w:w="2257"/>
+            <w:tcW w:type="dxa" w:w="4923"/>
+            <w:shd w:val="clear" w:fill="F2F2F2"/>
             <w:tcBorders>
               <w:top w:val="single" w:sz="4" w:color="9A9A9A"/>
               <w:bottom w:val="single" w:sz="4" w:color="9A9A9A"/>
               <w:start w:val="single" w:sz="4" w:color="9A9A9A"/>
               <w:end w:val="single" w:sz="4" w:color="9A9A9A"/>
             </w:tcBorders>
+            <w:tcMar>
+              <w:top w:w="86" w:type="dxa"/>
+              <w:bottom w:w="86" w:type="dxa"/>
+              <w:start w:w="100" w:type="dxa"/>
+              <w:end w:w="100" w:type="dxa"/>
+            </w:tcMar>
           </w:tcPr>
           <w:p>
             <w:pPr>
-              <w:spacing w:after="40"/>
+              <w:spacing w:after="0"/>
+              <w:jc w:val="left"/>
             </w:pPr>
             <w:r>
               <w:rPr>
@@ -1683,51 +2294,77 @@
         </w:tc>
         <w:tc>
           <w:tcPr>
-            <w:tcW w:type="dxa" w:w="2257"/>
+            <w:tcW w:type="dxa" w:w="1238"/>
+            <w:shd w:val="clear" w:fill="F2F2F2"/>
             <w:tcBorders>
               <w:top w:val="single" w:sz="4" w:color="9A9A9A"/>
               <w:bottom w:val="single" w:sz="4" w:color="9A9A9A"/>
               <w:start w:val="single" w:sz="4" w:color="9A9A9A"/>
               <w:end w:val="single" w:sz="4" w:color="9A9A9A"/>
             </w:tcBorders>
+            <w:tcMar>
+              <w:top w:w="86" w:type="dxa"/>
+              <w:bottom w:w="86" w:type="dxa"/>
+              <w:start w:w="100" w:type="dxa"/>
+              <w:end w:w="100" w:type="dxa"/>
+            </w:tcMar>
           </w:tcPr>
           <w:p>
             <w:pPr>
-              <w:spacing w:after="40"/>
+              <w:spacing w:after="0"/>
+              <w:jc w:val="left"/>
             </w:pPr>
           </w:p>
         </w:tc>
         <w:tc>
           <w:tcPr>
-            <w:tcW w:type="dxa" w:w="2257"/>
+            <w:tcW w:type="dxa" w:w="2059"/>
+            <w:shd w:val="clear" w:fill="F2F2F2"/>
             <w:tcBorders>
               <w:top w:val="single" w:sz="4" w:color="9A9A9A"/>
               <w:bottom w:val="single" w:sz="4" w:color="9A9A9A"/>
               <w:start w:val="single" w:sz="4" w:color="9A9A9A"/>
               <w:end w:val="single" w:sz="4" w:color="9A9A9A"/>
             </w:tcBorders>
+            <w:tcMar>
+              <w:top w:w="86" w:type="dxa"/>
+              <w:bottom w:w="86" w:type="dxa"/>
+              <w:start w:w="100" w:type="dxa"/>
+              <w:end w:w="100" w:type="dxa"/>
+            </w:tcMar>
           </w:tcPr>
           <w:p>
             <w:pPr>
-              <w:spacing w:after="40"/>
+              <w:spacing w:after="0"/>
+              <w:jc w:val="left"/>
             </w:pPr>
           </w:p>
         </w:tc>
       </w:tr>
       <w:tr>
+        <w:trPr>
+          <w:trHeight w:val="1700" w:hRule="atLeast"/>
+        </w:trPr>
         <w:tc>
           <w:tcPr>
-            <w:tcW w:type="dxa" w:w="2257"/>
+            <w:tcW w:type="dxa" w:w="807"/>
             <w:tcBorders>
               <w:top w:val="single" w:sz="4" w:color="9A9A9A"/>
               <w:bottom w:val="single" w:sz="4" w:color="9A9A9A"/>
               <w:start w:val="single" w:sz="4" w:color="9A9A9A"/>
               <w:end w:val="single" w:sz="4" w:color="9A9A9A"/>
             </w:tcBorders>
+            <w:tcMar>
+              <w:top w:w="86" w:type="dxa"/>
+              <w:bottom w:w="86" w:type="dxa"/>
+              <w:start w:w="100" w:type="dxa"/>
+              <w:end w:w="100" w:type="dxa"/>
+            </w:tcMar>
           </w:tcPr>
           <w:p>
             <w:pPr>
-              <w:spacing w:after="40"/>
+              <w:spacing w:after="0"/>
+              <w:jc w:val="left"/>
             </w:pPr>
             <w:r>
               <w:rPr>
@@ -1743,17 +2380,24 @@
         </w:tc>
         <w:tc>
           <w:tcPr>
-            <w:tcW w:type="dxa" w:w="2257"/>
+            <w:tcW w:type="dxa" w:w="4923"/>
             <w:tcBorders>
               <w:top w:val="single" w:sz="4" w:color="9A9A9A"/>
               <w:bottom w:val="single" w:sz="4" w:color="9A9A9A"/>
               <w:start w:val="single" w:sz="4" w:color="9A9A9A"/>
               <w:end w:val="single" w:sz="4" w:color="9A9A9A"/>
             </w:tcBorders>
+            <w:tcMar>
+              <w:top w:w="86" w:type="dxa"/>
+              <w:bottom w:w="86" w:type="dxa"/>
+              <w:start w:w="100" w:type="dxa"/>
+              <w:end w:w="100" w:type="dxa"/>
+            </w:tcMar>
           </w:tcPr>
           <w:p>
             <w:pPr>
-              <w:spacing w:after="40"/>
+              <w:spacing w:after="0"/>
+              <w:jc w:val="left"/>
             </w:pPr>
             <w:r>
               <w:rPr>
@@ -1769,51 +2413,76 @@
         </w:tc>
         <w:tc>
           <w:tcPr>
-            <w:tcW w:type="dxa" w:w="2257"/>
+            <w:tcW w:type="dxa" w:w="1238"/>
             <w:tcBorders>
               <w:top w:val="single" w:sz="4" w:color="9A9A9A"/>
               <w:bottom w:val="single" w:sz="4" w:color="9A9A9A"/>
               <w:start w:val="single" w:sz="4" w:color="9A9A9A"/>
               <w:end w:val="single" w:sz="4" w:color="9A9A9A"/>
             </w:tcBorders>
+            <w:tcMar>
+              <w:top w:w="86" w:type="dxa"/>
+              <w:bottom w:w="86" w:type="dxa"/>
+              <w:start w:w="100" w:type="dxa"/>
+              <w:end w:w="100" w:type="dxa"/>
+            </w:tcMar>
           </w:tcPr>
           <w:p>
             <w:pPr>
-              <w:spacing w:after="40"/>
+              <w:spacing w:after="0"/>
+              <w:jc w:val="left"/>
             </w:pPr>
           </w:p>
         </w:tc>
         <w:tc>
           <w:tcPr>
-            <w:tcW w:type="dxa" w:w="2257"/>
+            <w:tcW w:type="dxa" w:w="2059"/>
             <w:tcBorders>
               <w:top w:val="single" w:sz="4" w:color="9A9A9A"/>
               <w:bottom w:val="single" w:sz="4" w:color="9A9A9A"/>
               <w:start w:val="single" w:sz="4" w:color="9A9A9A"/>
               <w:end w:val="single" w:sz="4" w:color="9A9A9A"/>
             </w:tcBorders>
+            <w:tcMar>
+              <w:top w:w="86" w:type="dxa"/>
+              <w:bottom w:w="86" w:type="dxa"/>
+              <w:start w:w="100" w:type="dxa"/>
+              <w:end w:w="100" w:type="dxa"/>
+            </w:tcMar>
           </w:tcPr>
           <w:p>
             <w:pPr>
-              <w:spacing w:after="40"/>
+              <w:spacing w:after="0"/>
+              <w:jc w:val="left"/>
             </w:pPr>
           </w:p>
         </w:tc>
       </w:tr>
       <w:tr>
+        <w:trPr>
+          <w:trHeight w:val="1700" w:hRule="atLeast"/>
+        </w:trPr>
         <w:tc>
           <w:tcPr>
-            <w:tcW w:type="dxa" w:w="2257"/>
+            <w:tcW w:type="dxa" w:w="807"/>
+            <w:shd w:val="clear" w:fill="F2F2F2"/>
             <w:tcBorders>
               <w:top w:val="single" w:sz="4" w:color="9A9A9A"/>
               <w:bottom w:val="single" w:sz="4" w:color="9A9A9A"/>
               <w:start w:val="single" w:sz="4" w:color="9A9A9A"/>
               <w:end w:val="single" w:sz="4" w:color="9A9A9A"/>
             </w:tcBorders>
+            <w:tcMar>
+              <w:top w:w="86" w:type="dxa"/>
+              <w:bottom w:w="86" w:type="dxa"/>
+              <w:start w:w="100" w:type="dxa"/>
+              <w:end w:w="100" w:type="dxa"/>
+            </w:tcMar>
           </w:tcPr>
           <w:p>
             <w:pPr>
-              <w:spacing w:after="40"/>
+              <w:spacing w:after="0"/>
+              <w:jc w:val="left"/>
             </w:pPr>
             <w:r>
               <w:rPr>
@@ -1829,17 +2498,25 @@
         </w:tc>
         <w:tc>
           <w:tcPr>
-            <w:tcW w:type="dxa" w:w="2257"/>
+            <w:tcW w:type="dxa" w:w="4923"/>
+            <w:shd w:val="clear" w:fill="F2F2F2"/>
             <w:tcBorders>
               <w:top w:val="single" w:sz="4" w:color="9A9A9A"/>
               <w:bottom w:val="single" w:sz="4" w:color="9A9A9A"/>
               <w:start w:val="single" w:sz="4" w:color="9A9A9A"/>
               <w:end w:val="single" w:sz="4" w:color="9A9A9A"/>
             </w:tcBorders>
+            <w:tcMar>
+              <w:top w:w="86" w:type="dxa"/>
+              <w:bottom w:w="86" w:type="dxa"/>
+              <w:start w:w="100" w:type="dxa"/>
+              <w:end w:w="100" w:type="dxa"/>
+            </w:tcMar>
           </w:tcPr>
           <w:p>
             <w:pPr>
-              <w:spacing w:after="40"/>
+              <w:spacing w:after="0"/>
+              <w:jc w:val="left"/>
             </w:pPr>
             <w:r>
               <w:rPr>
@@ -1855,51 +2532,77 @@
         </w:tc>
         <w:tc>
           <w:tcPr>
-            <w:tcW w:type="dxa" w:w="2257"/>
+            <w:tcW w:type="dxa" w:w="1238"/>
+            <w:shd w:val="clear" w:fill="F2F2F2"/>
             <w:tcBorders>
               <w:top w:val="single" w:sz="4" w:color="9A9A9A"/>
               <w:bottom w:val="single" w:sz="4" w:color="9A9A9A"/>
               <w:start w:val="single" w:sz="4" w:color="9A9A9A"/>
               <w:end w:val="single" w:sz="4" w:color="9A9A9A"/>
             </w:tcBorders>
+            <w:tcMar>
+              <w:top w:w="86" w:type="dxa"/>
+              <w:bottom w:w="86" w:type="dxa"/>
+              <w:start w:w="100" w:type="dxa"/>
+              <w:end w:w="100" w:type="dxa"/>
+            </w:tcMar>
           </w:tcPr>
           <w:p>
             <w:pPr>
-              <w:spacing w:after="40"/>
+              <w:spacing w:after="0"/>
+              <w:jc w:val="left"/>
             </w:pPr>
           </w:p>
         </w:tc>
         <w:tc>
           <w:tcPr>
-            <w:tcW w:type="dxa" w:w="2257"/>
+            <w:tcW w:type="dxa" w:w="2059"/>
+            <w:shd w:val="clear" w:fill="F2F2F2"/>
             <w:tcBorders>
               <w:top w:val="single" w:sz="4" w:color="9A9A9A"/>
               <w:bottom w:val="single" w:sz="4" w:color="9A9A9A"/>
               <w:start w:val="single" w:sz="4" w:color="9A9A9A"/>
               <w:end w:val="single" w:sz="4" w:color="9A9A9A"/>
             </w:tcBorders>
+            <w:tcMar>
+              <w:top w:w="86" w:type="dxa"/>
+              <w:bottom w:w="86" w:type="dxa"/>
+              <w:start w:w="100" w:type="dxa"/>
+              <w:end w:w="100" w:type="dxa"/>
+            </w:tcMar>
           </w:tcPr>
           <w:p>
             <w:pPr>
-              <w:spacing w:after="40"/>
+              <w:spacing w:after="0"/>
+              <w:jc w:val="left"/>
             </w:pPr>
           </w:p>
         </w:tc>
       </w:tr>
       <w:tr>
+        <w:trPr>
+          <w:trHeight w:val="1700" w:hRule="atLeast"/>
+        </w:trPr>
         <w:tc>
           <w:tcPr>
-            <w:tcW w:type="dxa" w:w="2257"/>
+            <w:tcW w:type="dxa" w:w="807"/>
             <w:tcBorders>
               <w:top w:val="single" w:sz="4" w:color="9A9A9A"/>
               <w:bottom w:val="single" w:sz="4" w:color="9A9A9A"/>
               <w:start w:val="single" w:sz="4" w:color="9A9A9A"/>
               <w:end w:val="single" w:sz="4" w:color="9A9A9A"/>
             </w:tcBorders>
+            <w:tcMar>
+              <w:top w:w="86" w:type="dxa"/>
+              <w:bottom w:w="86" w:type="dxa"/>
+              <w:start w:w="100" w:type="dxa"/>
+              <w:end w:w="100" w:type="dxa"/>
+            </w:tcMar>
           </w:tcPr>
           <w:p>
             <w:pPr>
-              <w:spacing w:after="40"/>
+              <w:spacing w:after="0"/>
+              <w:jc w:val="left"/>
             </w:pPr>
             <w:r>
               <w:rPr>
@@ -1915,17 +2618,24 @@
         </w:tc>
         <w:tc>
           <w:tcPr>
-            <w:tcW w:type="dxa" w:w="2257"/>
+            <w:tcW w:type="dxa" w:w="4923"/>
             <w:tcBorders>
               <w:top w:val="single" w:sz="4" w:color="9A9A9A"/>
               <w:bottom w:val="single" w:sz="4" w:color="9A9A9A"/>
               <w:start w:val="single" w:sz="4" w:color="9A9A9A"/>
               <w:end w:val="single" w:sz="4" w:color="9A9A9A"/>
             </w:tcBorders>
+            <w:tcMar>
+              <w:top w:w="86" w:type="dxa"/>
+              <w:bottom w:w="86" w:type="dxa"/>
+              <w:start w:w="100" w:type="dxa"/>
+              <w:end w:w="100" w:type="dxa"/>
+            </w:tcMar>
           </w:tcPr>
           <w:p>
             <w:pPr>
-              <w:spacing w:after="40"/>
+              <w:spacing w:after="0"/>
+              <w:jc w:val="left"/>
             </w:pPr>
             <w:r>
               <w:rPr>
@@ -1941,51 +2651,76 @@
         </w:tc>
         <w:tc>
           <w:tcPr>
-            <w:tcW w:type="dxa" w:w="2257"/>
+            <w:tcW w:type="dxa" w:w="1238"/>
             <w:tcBorders>
               <w:top w:val="single" w:sz="4" w:color="9A9A9A"/>
               <w:bottom w:val="single" w:sz="4" w:color="9A9A9A"/>
               <w:start w:val="single" w:sz="4" w:color="9A9A9A"/>
               <w:end w:val="single" w:sz="4" w:color="9A9A9A"/>
             </w:tcBorders>
+            <w:tcMar>
+              <w:top w:w="86" w:type="dxa"/>
+              <w:bottom w:w="86" w:type="dxa"/>
+              <w:start w:w="100" w:type="dxa"/>
+              <w:end w:w="100" w:type="dxa"/>
+            </w:tcMar>
           </w:tcPr>
           <w:p>
             <w:pPr>
-              <w:spacing w:after="40"/>
+              <w:spacing w:after="0"/>
+              <w:jc w:val="left"/>
             </w:pPr>
           </w:p>
         </w:tc>
         <w:tc>
           <w:tcPr>
-            <w:tcW w:type="dxa" w:w="2257"/>
+            <w:tcW w:type="dxa" w:w="2059"/>
             <w:tcBorders>
               <w:top w:val="single" w:sz="4" w:color="9A9A9A"/>
               <w:bottom w:val="single" w:sz="4" w:color="9A9A9A"/>
               <w:start w:val="single" w:sz="4" w:color="9A9A9A"/>
               <w:end w:val="single" w:sz="4" w:color="9A9A9A"/>
             </w:tcBorders>
+            <w:tcMar>
+              <w:top w:w="86" w:type="dxa"/>
+              <w:bottom w:w="86" w:type="dxa"/>
+              <w:start w:w="100" w:type="dxa"/>
+              <w:end w:w="100" w:type="dxa"/>
+            </w:tcMar>
           </w:tcPr>
           <w:p>
             <w:pPr>
-              <w:spacing w:after="40"/>
+              <w:spacing w:after="0"/>
+              <w:jc w:val="left"/>
             </w:pPr>
           </w:p>
         </w:tc>
       </w:tr>
       <w:tr>
+        <w:trPr>
+          <w:trHeight w:val="1700" w:hRule="atLeast"/>
+        </w:trPr>
         <w:tc>
           <w:tcPr>
-            <w:tcW w:type="dxa" w:w="2257"/>
+            <w:tcW w:type="dxa" w:w="807"/>
+            <w:shd w:val="clear" w:fill="F2F2F2"/>
             <w:tcBorders>
               <w:top w:val="single" w:sz="4" w:color="9A9A9A"/>
               <w:bottom w:val="single" w:sz="4" w:color="9A9A9A"/>
               <w:start w:val="single" w:sz="4" w:color="9A9A9A"/>
               <w:end w:val="single" w:sz="4" w:color="9A9A9A"/>
             </w:tcBorders>
+            <w:tcMar>
+              <w:top w:w="86" w:type="dxa"/>
+              <w:bottom w:w="86" w:type="dxa"/>
+              <w:start w:w="100" w:type="dxa"/>
+              <w:end w:w="100" w:type="dxa"/>
+            </w:tcMar>
           </w:tcPr>
           <w:p>
             <w:pPr>
-              <w:spacing w:after="40"/>
+              <w:spacing w:after="0"/>
+              <w:jc w:val="left"/>
             </w:pPr>
             <w:r>
               <w:rPr>
@@ -2001,17 +2736,25 @@
         </w:tc>
         <w:tc>
           <w:tcPr>
-            <w:tcW w:type="dxa" w:w="2257"/>
+            <w:tcW w:type="dxa" w:w="4923"/>
+            <w:shd w:val="clear" w:fill="F2F2F2"/>
             <w:tcBorders>
               <w:top w:val="single" w:sz="4" w:color="9A9A9A"/>
               <w:bottom w:val="single" w:sz="4" w:color="9A9A9A"/>
               <w:start w:val="single" w:sz="4" w:color="9A9A9A"/>
               <w:end w:val="single" w:sz="4" w:color="9A9A9A"/>
             </w:tcBorders>
+            <w:tcMar>
+              <w:top w:w="86" w:type="dxa"/>
+              <w:bottom w:w="86" w:type="dxa"/>
+              <w:start w:w="100" w:type="dxa"/>
+              <w:end w:w="100" w:type="dxa"/>
+            </w:tcMar>
           </w:tcPr>
           <w:p>
             <w:pPr>
-              <w:spacing w:after="40"/>
+              <w:spacing w:after="0"/>
+              <w:jc w:val="left"/>
             </w:pPr>
             <w:r>
               <w:rPr>
@@ -2027,51 +2770,77 @@
         </w:tc>
         <w:tc>
           <w:tcPr>
-            <w:tcW w:type="dxa" w:w="2257"/>
+            <w:tcW w:type="dxa" w:w="1238"/>
+            <w:shd w:val="clear" w:fill="F2F2F2"/>
             <w:tcBorders>
               <w:top w:val="single" w:sz="4" w:color="9A9A9A"/>
               <w:bottom w:val="single" w:sz="4" w:color="9A9A9A"/>
               <w:start w:val="single" w:sz="4" w:color="9A9A9A"/>
               <w:end w:val="single" w:sz="4" w:color="9A9A9A"/>
             </w:tcBorders>
+            <w:tcMar>
+              <w:top w:w="86" w:type="dxa"/>
+              <w:bottom w:w="86" w:type="dxa"/>
+              <w:start w:w="100" w:type="dxa"/>
+              <w:end w:w="100" w:type="dxa"/>
+            </w:tcMar>
           </w:tcPr>
           <w:p>
             <w:pPr>
-              <w:spacing w:after="40"/>
+              <w:spacing w:after="0"/>
+              <w:jc w:val="left"/>
             </w:pPr>
           </w:p>
         </w:tc>
         <w:tc>
           <w:tcPr>
-            <w:tcW w:type="dxa" w:w="2257"/>
+            <w:tcW w:type="dxa" w:w="2059"/>
+            <w:shd w:val="clear" w:fill="F2F2F2"/>
             <w:tcBorders>
               <w:top w:val="single" w:sz="4" w:color="9A9A9A"/>
               <w:bottom w:val="single" w:sz="4" w:color="9A9A9A"/>
               <w:start w:val="single" w:sz="4" w:color="9A9A9A"/>
               <w:end w:val="single" w:sz="4" w:color="9A9A9A"/>
             </w:tcBorders>
+            <w:tcMar>
+              <w:top w:w="86" w:type="dxa"/>
+              <w:bottom w:w="86" w:type="dxa"/>
+              <w:start w:w="100" w:type="dxa"/>
+              <w:end w:w="100" w:type="dxa"/>
+            </w:tcMar>
           </w:tcPr>
           <w:p>
             <w:pPr>
-              <w:spacing w:after="40"/>
+              <w:spacing w:after="0"/>
+              <w:jc w:val="left"/>
             </w:pPr>
           </w:p>
         </w:tc>
       </w:tr>
       <w:tr>
+        <w:trPr>
+          <w:trHeight w:val="1700" w:hRule="atLeast"/>
+        </w:trPr>
         <w:tc>
           <w:tcPr>
-            <w:tcW w:type="dxa" w:w="2257"/>
+            <w:tcW w:type="dxa" w:w="807"/>
             <w:tcBorders>
               <w:top w:val="single" w:sz="4" w:color="9A9A9A"/>
               <w:bottom w:val="single" w:sz="4" w:color="9A9A9A"/>
               <w:start w:val="single" w:sz="4" w:color="9A9A9A"/>
               <w:end w:val="single" w:sz="4" w:color="9A9A9A"/>
             </w:tcBorders>
+            <w:tcMar>
+              <w:top w:w="86" w:type="dxa"/>
+              <w:bottom w:w="86" w:type="dxa"/>
+              <w:start w:w="100" w:type="dxa"/>
+              <w:end w:w="100" w:type="dxa"/>
+            </w:tcMar>
           </w:tcPr>
           <w:p>
             <w:pPr>
-              <w:spacing w:after="40"/>
+              <w:spacing w:after="0"/>
+              <w:jc w:val="left"/>
             </w:pPr>
             <w:r>
               <w:rPr>
@@ -2087,17 +2856,24 @@
         </w:tc>
         <w:tc>
           <w:tcPr>
-            <w:tcW w:type="dxa" w:w="2257"/>
+            <w:tcW w:type="dxa" w:w="4923"/>
             <w:tcBorders>
               <w:top w:val="single" w:sz="4" w:color="9A9A9A"/>
               <w:bottom w:val="single" w:sz="4" w:color="9A9A9A"/>
               <w:start w:val="single" w:sz="4" w:color="9A9A9A"/>
               <w:end w:val="single" w:sz="4" w:color="9A9A9A"/>
             </w:tcBorders>
+            <w:tcMar>
+              <w:top w:w="86" w:type="dxa"/>
+              <w:bottom w:w="86" w:type="dxa"/>
+              <w:start w:w="100" w:type="dxa"/>
+              <w:end w:w="100" w:type="dxa"/>
+            </w:tcMar>
           </w:tcPr>
           <w:p>
             <w:pPr>
-              <w:spacing w:after="40"/>
+              <w:spacing w:after="0"/>
+              <w:jc w:val="left"/>
             </w:pPr>
             <w:r>
               <w:rPr>
@@ -2113,51 +2889,76 @@
         </w:tc>
         <w:tc>
           <w:tcPr>
-            <w:tcW w:type="dxa" w:w="2257"/>
+            <w:tcW w:type="dxa" w:w="1238"/>
             <w:tcBorders>
               <w:top w:val="single" w:sz="4" w:color="9A9A9A"/>
               <w:bottom w:val="single" w:sz="4" w:color="9A9A9A"/>
               <w:start w:val="single" w:sz="4" w:color="9A9A9A"/>
               <w:end w:val="single" w:sz="4" w:color="9A9A9A"/>
             </w:tcBorders>
+            <w:tcMar>
+              <w:top w:w="86" w:type="dxa"/>
+              <w:bottom w:w="86" w:type="dxa"/>
+              <w:start w:w="100" w:type="dxa"/>
+              <w:end w:w="100" w:type="dxa"/>
+            </w:tcMar>
           </w:tcPr>
           <w:p>
             <w:pPr>
-              <w:spacing w:after="40"/>
+              <w:spacing w:after="0"/>
+              <w:jc w:val="left"/>
             </w:pPr>
           </w:p>
         </w:tc>
         <w:tc>
           <w:tcPr>
-            <w:tcW w:type="dxa" w:w="2257"/>
+            <w:tcW w:type="dxa" w:w="2059"/>
             <w:tcBorders>
               <w:top w:val="single" w:sz="4" w:color="9A9A9A"/>
               <w:bottom w:val="single" w:sz="4" w:color="9A9A9A"/>
               <w:start w:val="single" w:sz="4" w:color="9A9A9A"/>
               <w:end w:val="single" w:sz="4" w:color="9A9A9A"/>
             </w:tcBorders>
+            <w:tcMar>
+              <w:top w:w="86" w:type="dxa"/>
+              <w:bottom w:w="86" w:type="dxa"/>
+              <w:start w:w="100" w:type="dxa"/>
+              <w:end w:w="100" w:type="dxa"/>
+            </w:tcMar>
           </w:tcPr>
           <w:p>
             <w:pPr>
-              <w:spacing w:after="40"/>
+              <w:spacing w:after="0"/>
+              <w:jc w:val="left"/>
             </w:pPr>
           </w:p>
         </w:tc>
       </w:tr>
       <w:tr>
+        <w:trPr>
+          <w:trHeight w:val="1700" w:hRule="atLeast"/>
+        </w:trPr>
         <w:tc>
           <w:tcPr>
-            <w:tcW w:type="dxa" w:w="2257"/>
+            <w:tcW w:type="dxa" w:w="807"/>
+            <w:shd w:val="clear" w:fill="F2F2F2"/>
             <w:tcBorders>
               <w:top w:val="single" w:sz="4" w:color="9A9A9A"/>
               <w:bottom w:val="single" w:sz="4" w:color="9A9A9A"/>
               <w:start w:val="single" w:sz="4" w:color="9A9A9A"/>
               <w:end w:val="single" w:sz="4" w:color="9A9A9A"/>
             </w:tcBorders>
+            <w:tcMar>
+              <w:top w:w="86" w:type="dxa"/>
+              <w:bottom w:w="86" w:type="dxa"/>
+              <w:start w:w="100" w:type="dxa"/>
+              <w:end w:w="100" w:type="dxa"/>
+            </w:tcMar>
           </w:tcPr>
           <w:p>
             <w:pPr>
-              <w:spacing w:after="40"/>
+              <w:spacing w:after="0"/>
+              <w:jc w:val="left"/>
             </w:pPr>
             <w:r>
               <w:rPr>
@@ -2173,17 +2974,25 @@
         </w:tc>
         <w:tc>
           <w:tcPr>
-            <w:tcW w:type="dxa" w:w="2257"/>
+            <w:tcW w:type="dxa" w:w="4923"/>
+            <w:shd w:val="clear" w:fill="F2F2F2"/>
             <w:tcBorders>
               <w:top w:val="single" w:sz="4" w:color="9A9A9A"/>
               <w:bottom w:val="single" w:sz="4" w:color="9A9A9A"/>
               <w:start w:val="single" w:sz="4" w:color="9A9A9A"/>
               <w:end w:val="single" w:sz="4" w:color="9A9A9A"/>
             </w:tcBorders>
+            <w:tcMar>
+              <w:top w:w="86" w:type="dxa"/>
+              <w:bottom w:w="86" w:type="dxa"/>
+              <w:start w:w="100" w:type="dxa"/>
+              <w:end w:w="100" w:type="dxa"/>
+            </w:tcMar>
           </w:tcPr>
           <w:p>
             <w:pPr>
-              <w:spacing w:after="40"/>
+              <w:spacing w:after="0"/>
+              <w:jc w:val="left"/>
             </w:pPr>
             <w:r>
               <w:rPr>
@@ -2199,51 +3008,77 @@
         </w:tc>
         <w:tc>
           <w:tcPr>
-            <w:tcW w:type="dxa" w:w="2257"/>
+            <w:tcW w:type="dxa" w:w="1238"/>
+            <w:shd w:val="clear" w:fill="F2F2F2"/>
             <w:tcBorders>
               <w:top w:val="single" w:sz="4" w:color="9A9A9A"/>
               <w:bottom w:val="single" w:sz="4" w:color="9A9A9A"/>
               <w:start w:val="single" w:sz="4" w:color="9A9A9A"/>
               <w:end w:val="single" w:sz="4" w:color="9A9A9A"/>
             </w:tcBorders>
+            <w:tcMar>
+              <w:top w:w="86" w:type="dxa"/>
+              <w:bottom w:w="86" w:type="dxa"/>
+              <w:start w:w="100" w:type="dxa"/>
+              <w:end w:w="100" w:type="dxa"/>
+            </w:tcMar>
           </w:tcPr>
           <w:p>
             <w:pPr>
-              <w:spacing w:after="40"/>
+              <w:spacing w:after="0"/>
+              <w:jc w:val="left"/>
             </w:pPr>
           </w:p>
         </w:tc>
         <w:tc>
           <w:tcPr>
-            <w:tcW w:type="dxa" w:w="2257"/>
+            <w:tcW w:type="dxa" w:w="2059"/>
+            <w:shd w:val="clear" w:fill="F2F2F2"/>
             <w:tcBorders>
               <w:top w:val="single" w:sz="4" w:color="9A9A9A"/>
               <w:bottom w:val="single" w:sz="4" w:color="9A9A9A"/>
               <w:start w:val="single" w:sz="4" w:color="9A9A9A"/>
               <w:end w:val="single" w:sz="4" w:color="9A9A9A"/>
             </w:tcBorders>
+            <w:tcMar>
+              <w:top w:w="86" w:type="dxa"/>
+              <w:bottom w:w="86" w:type="dxa"/>
+              <w:start w:w="100" w:type="dxa"/>
+              <w:end w:w="100" w:type="dxa"/>
+            </w:tcMar>
           </w:tcPr>
           <w:p>
             <w:pPr>
-              <w:spacing w:after="40"/>
+              <w:spacing w:after="0"/>
+              <w:jc w:val="left"/>
             </w:pPr>
           </w:p>
         </w:tc>
       </w:tr>
       <w:tr>
+        <w:trPr>
+          <w:trHeight w:val="1700" w:hRule="atLeast"/>
+        </w:trPr>
         <w:tc>
           <w:tcPr>
-            <w:tcW w:type="dxa" w:w="2257"/>
+            <w:tcW w:type="dxa" w:w="807"/>
             <w:tcBorders>
               <w:top w:val="single" w:sz="4" w:color="9A9A9A"/>
               <w:bottom w:val="single" w:sz="4" w:color="9A9A9A"/>
               <w:start w:val="single" w:sz="4" w:color="9A9A9A"/>
               <w:end w:val="single" w:sz="4" w:color="9A9A9A"/>
             </w:tcBorders>
+            <w:tcMar>
+              <w:top w:w="86" w:type="dxa"/>
+              <w:bottom w:w="86" w:type="dxa"/>
+              <w:start w:w="100" w:type="dxa"/>
+              <w:end w:w="100" w:type="dxa"/>
+            </w:tcMar>
           </w:tcPr>
           <w:p>
             <w:pPr>
-              <w:spacing w:after="40"/>
+              <w:spacing w:after="0"/>
+              <w:jc w:val="left"/>
             </w:pPr>
             <w:r>
               <w:rPr>
@@ -2259,17 +3094,24 @@
         </w:tc>
         <w:tc>
           <w:tcPr>
-            <w:tcW w:type="dxa" w:w="2257"/>
+            <w:tcW w:type="dxa" w:w="4923"/>
             <w:tcBorders>
               <w:top w:val="single" w:sz="4" w:color="9A9A9A"/>
               <w:bottom w:val="single" w:sz="4" w:color="9A9A9A"/>
               <w:start w:val="single" w:sz="4" w:color="9A9A9A"/>
               <w:end w:val="single" w:sz="4" w:color="9A9A9A"/>
             </w:tcBorders>
+            <w:tcMar>
+              <w:top w:w="86" w:type="dxa"/>
+              <w:bottom w:w="86" w:type="dxa"/>
+              <w:start w:w="100" w:type="dxa"/>
+              <w:end w:w="100" w:type="dxa"/>
+            </w:tcMar>
           </w:tcPr>
           <w:p>
             <w:pPr>
-              <w:spacing w:after="40"/>
+              <w:spacing w:after="0"/>
+              <w:jc w:val="left"/>
             </w:pPr>
             <w:r>
               <w:rPr>
@@ -2285,51 +3127,76 @@
         </w:tc>
         <w:tc>
           <w:tcPr>
-            <w:tcW w:type="dxa" w:w="2257"/>
+            <w:tcW w:type="dxa" w:w="1238"/>
             <w:tcBorders>
               <w:top w:val="single" w:sz="4" w:color="9A9A9A"/>
               <w:bottom w:val="single" w:sz="4" w:color="9A9A9A"/>
               <w:start w:val="single" w:sz="4" w:color="9A9A9A"/>
               <w:end w:val="single" w:sz="4" w:color="9A9A9A"/>
             </w:tcBorders>
+            <w:tcMar>
+              <w:top w:w="86" w:type="dxa"/>
+              <w:bottom w:w="86" w:type="dxa"/>
+              <w:start w:w="100" w:type="dxa"/>
+              <w:end w:w="100" w:type="dxa"/>
+            </w:tcMar>
           </w:tcPr>
           <w:p>
             <w:pPr>
-              <w:spacing w:after="40"/>
+              <w:spacing w:after="0"/>
+              <w:jc w:val="left"/>
             </w:pPr>
           </w:p>
         </w:tc>
         <w:tc>
           <w:tcPr>
-            <w:tcW w:type="dxa" w:w="2257"/>
+            <w:tcW w:type="dxa" w:w="2059"/>
             <w:tcBorders>
               <w:top w:val="single" w:sz="4" w:color="9A9A9A"/>
               <w:bottom w:val="single" w:sz="4" w:color="9A9A9A"/>
               <w:start w:val="single" w:sz="4" w:color="9A9A9A"/>
               <w:end w:val="single" w:sz="4" w:color="9A9A9A"/>
             </w:tcBorders>
+            <w:tcMar>
+              <w:top w:w="86" w:type="dxa"/>
+              <w:bottom w:w="86" w:type="dxa"/>
+              <w:start w:w="100" w:type="dxa"/>
+              <w:end w:w="100" w:type="dxa"/>
+            </w:tcMar>
           </w:tcPr>
           <w:p>
             <w:pPr>
-              <w:spacing w:after="40"/>
+              <w:spacing w:after="0"/>
+              <w:jc w:val="left"/>
             </w:pPr>
           </w:p>
         </w:tc>
       </w:tr>
       <w:tr>
+        <w:trPr>
+          <w:trHeight w:val="1700" w:hRule="atLeast"/>
+        </w:trPr>
         <w:tc>
           <w:tcPr>
-            <w:tcW w:type="dxa" w:w="2257"/>
+            <w:tcW w:type="dxa" w:w="807"/>
+            <w:shd w:val="clear" w:fill="F2F2F2"/>
             <w:tcBorders>
               <w:top w:val="single" w:sz="4" w:color="9A9A9A"/>
               <w:bottom w:val="single" w:sz="4" w:color="9A9A9A"/>
               <w:start w:val="single" w:sz="4" w:color="9A9A9A"/>
               <w:end w:val="single" w:sz="4" w:color="9A9A9A"/>
             </w:tcBorders>
+            <w:tcMar>
+              <w:top w:w="86" w:type="dxa"/>
+              <w:bottom w:w="86" w:type="dxa"/>
+              <w:start w:w="100" w:type="dxa"/>
+              <w:end w:w="100" w:type="dxa"/>
+            </w:tcMar>
           </w:tcPr>
           <w:p>
             <w:pPr>
-              <w:spacing w:after="40"/>
+              <w:spacing w:after="0"/>
+              <w:jc w:val="left"/>
             </w:pPr>
             <w:r>
               <w:rPr>
@@ -2345,17 +3212,25 @@
         </w:tc>
         <w:tc>
           <w:tcPr>
-            <w:tcW w:type="dxa" w:w="2257"/>
+            <w:tcW w:type="dxa" w:w="4923"/>
+            <w:shd w:val="clear" w:fill="F2F2F2"/>
             <w:tcBorders>
               <w:top w:val="single" w:sz="4" w:color="9A9A9A"/>
               <w:bottom w:val="single" w:sz="4" w:color="9A9A9A"/>
               <w:start w:val="single" w:sz="4" w:color="9A9A9A"/>
               <w:end w:val="single" w:sz="4" w:color="9A9A9A"/>
             </w:tcBorders>
+            <w:tcMar>
+              <w:top w:w="86" w:type="dxa"/>
+              <w:bottom w:w="86" w:type="dxa"/>
+              <w:start w:w="100" w:type="dxa"/>
+              <w:end w:w="100" w:type="dxa"/>
+            </w:tcMar>
           </w:tcPr>
           <w:p>
             <w:pPr>
-              <w:spacing w:after="40"/>
+              <w:spacing w:after="0"/>
+              <w:jc w:val="left"/>
             </w:pPr>
             <w:r>
               <w:rPr>
@@ -2371,51 +3246,77 @@
         </w:tc>
         <w:tc>
           <w:tcPr>
-            <w:tcW w:type="dxa" w:w="2257"/>
+            <w:tcW w:type="dxa" w:w="1238"/>
+            <w:shd w:val="clear" w:fill="F2F2F2"/>
             <w:tcBorders>
               <w:top w:val="single" w:sz="4" w:color="9A9A9A"/>
               <w:bottom w:val="single" w:sz="4" w:color="9A9A9A"/>
               <w:start w:val="single" w:sz="4" w:color="9A9A9A"/>
               <w:end w:val="single" w:sz="4" w:color="9A9A9A"/>
             </w:tcBorders>
+            <w:tcMar>
+              <w:top w:w="86" w:type="dxa"/>
+              <w:bottom w:w="86" w:type="dxa"/>
+              <w:start w:w="100" w:type="dxa"/>
+              <w:end w:w="100" w:type="dxa"/>
+            </w:tcMar>
           </w:tcPr>
           <w:p>
             <w:pPr>
-              <w:spacing w:after="40"/>
+              <w:spacing w:after="0"/>
+              <w:jc w:val="left"/>
             </w:pPr>
           </w:p>
         </w:tc>
         <w:tc>
           <w:tcPr>
-            <w:tcW w:type="dxa" w:w="2257"/>
+            <w:tcW w:type="dxa" w:w="2059"/>
+            <w:shd w:val="clear" w:fill="F2F2F2"/>
             <w:tcBorders>
               <w:top w:val="single" w:sz="4" w:color="9A9A9A"/>
               <w:bottom w:val="single" w:sz="4" w:color="9A9A9A"/>
               <w:start w:val="single" w:sz="4" w:color="9A9A9A"/>
               <w:end w:val="single" w:sz="4" w:color="9A9A9A"/>
             </w:tcBorders>
+            <w:tcMar>
+              <w:top w:w="86" w:type="dxa"/>
+              <w:bottom w:w="86" w:type="dxa"/>
+              <w:start w:w="100" w:type="dxa"/>
+              <w:end w:w="100" w:type="dxa"/>
+            </w:tcMar>
           </w:tcPr>
           <w:p>
             <w:pPr>
-              <w:spacing w:after="40"/>
+              <w:spacing w:after="0"/>
+              <w:jc w:val="left"/>
             </w:pPr>
           </w:p>
         </w:tc>
       </w:tr>
       <w:tr>
+        <w:trPr>
+          <w:trHeight w:val="1700" w:hRule="atLeast"/>
+        </w:trPr>
         <w:tc>
           <w:tcPr>
-            <w:tcW w:type="dxa" w:w="2257"/>
+            <w:tcW w:type="dxa" w:w="807"/>
             <w:tcBorders>
               <w:top w:val="single" w:sz="4" w:color="9A9A9A"/>
               <w:bottom w:val="single" w:sz="4" w:color="9A9A9A"/>
               <w:start w:val="single" w:sz="4" w:color="9A9A9A"/>
               <w:end w:val="single" w:sz="4" w:color="9A9A9A"/>
             </w:tcBorders>
+            <w:tcMar>
+              <w:top w:w="86" w:type="dxa"/>
+              <w:bottom w:w="86" w:type="dxa"/>
+              <w:start w:w="100" w:type="dxa"/>
+              <w:end w:w="100" w:type="dxa"/>
+            </w:tcMar>
           </w:tcPr>
           <w:p>
             <w:pPr>
-              <w:spacing w:after="40"/>
+              <w:spacing w:after="0"/>
+              <w:jc w:val="left"/>
             </w:pPr>
             <w:r>
               <w:rPr>
@@ -2431,17 +3332,24 @@
         </w:tc>
         <w:tc>
           <w:tcPr>
-            <w:tcW w:type="dxa" w:w="2257"/>
+            <w:tcW w:type="dxa" w:w="4923"/>
             <w:tcBorders>
               <w:top w:val="single" w:sz="4" w:color="9A9A9A"/>
               <w:bottom w:val="single" w:sz="4" w:color="9A9A9A"/>
               <w:start w:val="single" w:sz="4" w:color="9A9A9A"/>
               <w:end w:val="single" w:sz="4" w:color="9A9A9A"/>
             </w:tcBorders>
+            <w:tcMar>
+              <w:top w:w="86" w:type="dxa"/>
+              <w:bottom w:w="86" w:type="dxa"/>
+              <w:start w:w="100" w:type="dxa"/>
+              <w:end w:w="100" w:type="dxa"/>
+            </w:tcMar>
           </w:tcPr>
           <w:p>
             <w:pPr>
-              <w:spacing w:after="40"/>
+              <w:spacing w:after="0"/>
+              <w:jc w:val="left"/>
             </w:pPr>
             <w:r>
               <w:rPr>
@@ -2457,51 +3365,76 @@
         </w:tc>
         <w:tc>
           <w:tcPr>
-            <w:tcW w:type="dxa" w:w="2257"/>
+            <w:tcW w:type="dxa" w:w="1238"/>
             <w:tcBorders>
               <w:top w:val="single" w:sz="4" w:color="9A9A9A"/>
               <w:bottom w:val="single" w:sz="4" w:color="9A9A9A"/>
               <w:start w:val="single" w:sz="4" w:color="9A9A9A"/>
               <w:end w:val="single" w:sz="4" w:color="9A9A9A"/>
             </w:tcBorders>
+            <w:tcMar>
+              <w:top w:w="86" w:type="dxa"/>
+              <w:bottom w:w="86" w:type="dxa"/>
+              <w:start w:w="100" w:type="dxa"/>
+              <w:end w:w="100" w:type="dxa"/>
+            </w:tcMar>
           </w:tcPr>
           <w:p>
             <w:pPr>
-              <w:spacing w:after="40"/>
+              <w:spacing w:after="0"/>
+              <w:jc w:val="left"/>
             </w:pPr>
           </w:p>
         </w:tc>
         <w:tc>
           <w:tcPr>
-            <w:tcW w:type="dxa" w:w="2257"/>
+            <w:tcW w:type="dxa" w:w="2059"/>
             <w:tcBorders>
               <w:top w:val="single" w:sz="4" w:color="9A9A9A"/>
               <w:bottom w:val="single" w:sz="4" w:color="9A9A9A"/>
               <w:start w:val="single" w:sz="4" w:color="9A9A9A"/>
               <w:end w:val="single" w:sz="4" w:color="9A9A9A"/>
             </w:tcBorders>
+            <w:tcMar>
+              <w:top w:w="86" w:type="dxa"/>
+              <w:bottom w:w="86" w:type="dxa"/>
+              <w:start w:w="100" w:type="dxa"/>
+              <w:end w:w="100" w:type="dxa"/>
+            </w:tcMar>
           </w:tcPr>
           <w:p>
             <w:pPr>
-              <w:spacing w:after="40"/>
+              <w:spacing w:after="0"/>
+              <w:jc w:val="left"/>
             </w:pPr>
           </w:p>
         </w:tc>
       </w:tr>
       <w:tr>
+        <w:trPr>
+          <w:trHeight w:val="1700" w:hRule="atLeast"/>
+        </w:trPr>
         <w:tc>
           <w:tcPr>
-            <w:tcW w:type="dxa" w:w="2257"/>
+            <w:tcW w:type="dxa" w:w="807"/>
+            <w:shd w:val="clear" w:fill="F2F2F2"/>
             <w:tcBorders>
               <w:top w:val="single" w:sz="4" w:color="9A9A9A"/>
               <w:bottom w:val="single" w:sz="4" w:color="9A9A9A"/>
               <w:start w:val="single" w:sz="4" w:color="9A9A9A"/>
               <w:end w:val="single" w:sz="4" w:color="9A9A9A"/>
             </w:tcBorders>
+            <w:tcMar>
+              <w:top w:w="86" w:type="dxa"/>
+              <w:bottom w:w="86" w:type="dxa"/>
+              <w:start w:w="100" w:type="dxa"/>
+              <w:end w:w="100" w:type="dxa"/>
+            </w:tcMar>
           </w:tcPr>
           <w:p>
             <w:pPr>
-              <w:spacing w:after="40"/>
+              <w:spacing w:after="0"/>
+              <w:jc w:val="left"/>
             </w:pPr>
             <w:r>
               <w:rPr>
@@ -2517,17 +3450,25 @@
         </w:tc>
         <w:tc>
           <w:tcPr>
-            <w:tcW w:type="dxa" w:w="2257"/>
+            <w:tcW w:type="dxa" w:w="4923"/>
+            <w:shd w:val="clear" w:fill="F2F2F2"/>
             <w:tcBorders>
               <w:top w:val="single" w:sz="4" w:color="9A9A9A"/>
               <w:bottom w:val="single" w:sz="4" w:color="9A9A9A"/>
               <w:start w:val="single" w:sz="4" w:color="9A9A9A"/>
               <w:end w:val="single" w:sz="4" w:color="9A9A9A"/>
             </w:tcBorders>
+            <w:tcMar>
+              <w:top w:w="86" w:type="dxa"/>
+              <w:bottom w:w="86" w:type="dxa"/>
+              <w:start w:w="100" w:type="dxa"/>
+              <w:end w:w="100" w:type="dxa"/>
+            </w:tcMar>
           </w:tcPr>
           <w:p>
             <w:pPr>
-              <w:spacing w:after="40"/>
+              <w:spacing w:after="0"/>
+              <w:jc w:val="left"/>
             </w:pPr>
             <w:r>
               <w:rPr>
@@ -2543,51 +3484,77 @@
         </w:tc>
         <w:tc>
           <w:tcPr>
-            <w:tcW w:type="dxa" w:w="2257"/>
+            <w:tcW w:type="dxa" w:w="1238"/>
+            <w:shd w:val="clear" w:fill="F2F2F2"/>
             <w:tcBorders>
               <w:top w:val="single" w:sz="4" w:color="9A9A9A"/>
               <w:bottom w:val="single" w:sz="4" w:color="9A9A9A"/>
               <w:start w:val="single" w:sz="4" w:color="9A9A9A"/>
               <w:end w:val="single" w:sz="4" w:color="9A9A9A"/>
             </w:tcBorders>
+            <w:tcMar>
+              <w:top w:w="86" w:type="dxa"/>
+              <w:bottom w:w="86" w:type="dxa"/>
+              <w:start w:w="100" w:type="dxa"/>
+              <w:end w:w="100" w:type="dxa"/>
+            </w:tcMar>
           </w:tcPr>
           <w:p>
             <w:pPr>
-              <w:spacing w:after="40"/>
+              <w:spacing w:after="0"/>
+              <w:jc w:val="left"/>
             </w:pPr>
           </w:p>
         </w:tc>
         <w:tc>
           <w:tcPr>
-            <w:tcW w:type="dxa" w:w="2257"/>
+            <w:tcW w:type="dxa" w:w="2059"/>
+            <w:shd w:val="clear" w:fill="F2F2F2"/>
             <w:tcBorders>
               <w:top w:val="single" w:sz="4" w:color="9A9A9A"/>
               <w:bottom w:val="single" w:sz="4" w:color="9A9A9A"/>
               <w:start w:val="single" w:sz="4" w:color="9A9A9A"/>
               <w:end w:val="single" w:sz="4" w:color="9A9A9A"/>
             </w:tcBorders>
+            <w:tcMar>
+              <w:top w:w="86" w:type="dxa"/>
+              <w:bottom w:w="86" w:type="dxa"/>
+              <w:start w:w="100" w:type="dxa"/>
+              <w:end w:w="100" w:type="dxa"/>
+            </w:tcMar>
           </w:tcPr>
           <w:p>
             <w:pPr>
-              <w:spacing w:after="40"/>
+              <w:spacing w:after="0"/>
+              <w:jc w:val="left"/>
             </w:pPr>
           </w:p>
         </w:tc>
       </w:tr>
       <w:tr>
+        <w:trPr>
+          <w:trHeight w:val="1700" w:hRule="atLeast"/>
+        </w:trPr>
         <w:tc>
           <w:tcPr>
-            <w:tcW w:type="dxa" w:w="2257"/>
+            <w:tcW w:type="dxa" w:w="807"/>
             <w:tcBorders>
               <w:top w:val="single" w:sz="4" w:color="9A9A9A"/>
               <w:bottom w:val="single" w:sz="4" w:color="9A9A9A"/>
               <w:start w:val="single" w:sz="4" w:color="9A9A9A"/>
               <w:end w:val="single" w:sz="4" w:color="9A9A9A"/>
             </w:tcBorders>
+            <w:tcMar>
+              <w:top w:w="86" w:type="dxa"/>
+              <w:bottom w:w="86" w:type="dxa"/>
+              <w:start w:w="100" w:type="dxa"/>
+              <w:end w:w="100" w:type="dxa"/>
+            </w:tcMar>
           </w:tcPr>
           <w:p>
             <w:pPr>
-              <w:spacing w:after="40"/>
+              <w:spacing w:after="0"/>
+              <w:jc w:val="left"/>
             </w:pPr>
             <w:r>
               <w:rPr>
@@ -2603,17 +3570,24 @@
         </w:tc>
         <w:tc>
           <w:tcPr>
-            <w:tcW w:type="dxa" w:w="2257"/>
+            <w:tcW w:type="dxa" w:w="4923"/>
             <w:tcBorders>
               <w:top w:val="single" w:sz="4" w:color="9A9A9A"/>
               <w:bottom w:val="single" w:sz="4" w:color="9A9A9A"/>
               <w:start w:val="single" w:sz="4" w:color="9A9A9A"/>
               <w:end w:val="single" w:sz="4" w:color="9A9A9A"/>
             </w:tcBorders>
+            <w:tcMar>
+              <w:top w:w="86" w:type="dxa"/>
+              <w:bottom w:w="86" w:type="dxa"/>
+              <w:start w:w="100" w:type="dxa"/>
+              <w:end w:w="100" w:type="dxa"/>
+            </w:tcMar>
           </w:tcPr>
           <w:p>
             <w:pPr>
-              <w:spacing w:after="40"/>
+              <w:spacing w:after="0"/>
+              <w:jc w:val="left"/>
             </w:pPr>
             <w:r>
               <w:rPr>
@@ -2629,51 +3603,76 @@
         </w:tc>
         <w:tc>
           <w:tcPr>
-            <w:tcW w:type="dxa" w:w="2257"/>
+            <w:tcW w:type="dxa" w:w="1238"/>
             <w:tcBorders>
               <w:top w:val="single" w:sz="4" w:color="9A9A9A"/>
               <w:bottom w:val="single" w:sz="4" w:color="9A9A9A"/>
               <w:start w:val="single" w:sz="4" w:color="9A9A9A"/>
               <w:end w:val="single" w:sz="4" w:color="9A9A9A"/>
             </w:tcBorders>
+            <w:tcMar>
+              <w:top w:w="86" w:type="dxa"/>
+              <w:bottom w:w="86" w:type="dxa"/>
+              <w:start w:w="100" w:type="dxa"/>
+              <w:end w:w="100" w:type="dxa"/>
+            </w:tcMar>
           </w:tcPr>
           <w:p>
             <w:pPr>
-              <w:spacing w:after="40"/>
+              <w:spacing w:after="0"/>
+              <w:jc w:val="left"/>
             </w:pPr>
           </w:p>
         </w:tc>
         <w:tc>
           <w:tcPr>
-            <w:tcW w:type="dxa" w:w="2257"/>
+            <w:tcW w:type="dxa" w:w="2059"/>
             <w:tcBorders>
               <w:top w:val="single" w:sz="4" w:color="9A9A9A"/>
               <w:bottom w:val="single" w:sz="4" w:color="9A9A9A"/>
               <w:start w:val="single" w:sz="4" w:color="9A9A9A"/>
               <w:end w:val="single" w:sz="4" w:color="9A9A9A"/>
             </w:tcBorders>
+            <w:tcMar>
+              <w:top w:w="86" w:type="dxa"/>
+              <w:bottom w:w="86" w:type="dxa"/>
+              <w:start w:w="100" w:type="dxa"/>
+              <w:end w:w="100" w:type="dxa"/>
+            </w:tcMar>
           </w:tcPr>
           <w:p>
             <w:pPr>
-              <w:spacing w:after="40"/>
+              <w:spacing w:after="0"/>
+              <w:jc w:val="left"/>
             </w:pPr>
           </w:p>
         </w:tc>
       </w:tr>
       <w:tr>
+        <w:trPr>
+          <w:trHeight w:val="1700" w:hRule="atLeast"/>
+        </w:trPr>
         <w:tc>
           <w:tcPr>
-            <w:tcW w:type="dxa" w:w="2257"/>
+            <w:tcW w:type="dxa" w:w="807"/>
+            <w:shd w:val="clear" w:fill="F2F2F2"/>
             <w:tcBorders>
               <w:top w:val="single" w:sz="4" w:color="9A9A9A"/>
               <w:bottom w:val="single" w:sz="4" w:color="9A9A9A"/>
               <w:start w:val="single" w:sz="4" w:color="9A9A9A"/>
               <w:end w:val="single" w:sz="4" w:color="9A9A9A"/>
             </w:tcBorders>
+            <w:tcMar>
+              <w:top w:w="86" w:type="dxa"/>
+              <w:bottom w:w="86" w:type="dxa"/>
+              <w:start w:w="100" w:type="dxa"/>
+              <w:end w:w="100" w:type="dxa"/>
+            </w:tcMar>
           </w:tcPr>
           <w:p>
             <w:pPr>
-              <w:spacing w:after="40"/>
+              <w:spacing w:after="0"/>
+              <w:jc w:val="left"/>
             </w:pPr>
             <w:r>
               <w:rPr>
@@ -2689,17 +3688,25 @@
         </w:tc>
         <w:tc>
           <w:tcPr>
-            <w:tcW w:type="dxa" w:w="2257"/>
+            <w:tcW w:type="dxa" w:w="4923"/>
+            <w:shd w:val="clear" w:fill="F2F2F2"/>
             <w:tcBorders>
               <w:top w:val="single" w:sz="4" w:color="9A9A9A"/>
               <w:bottom w:val="single" w:sz="4" w:color="9A9A9A"/>
               <w:start w:val="single" w:sz="4" w:color="9A9A9A"/>
               <w:end w:val="single" w:sz="4" w:color="9A9A9A"/>
             </w:tcBorders>
+            <w:tcMar>
+              <w:top w:w="86" w:type="dxa"/>
+              <w:bottom w:w="86" w:type="dxa"/>
+              <w:start w:w="100" w:type="dxa"/>
+              <w:end w:w="100" w:type="dxa"/>
+            </w:tcMar>
           </w:tcPr>
           <w:p>
             <w:pPr>
-              <w:spacing w:after="40"/>
+              <w:spacing w:after="0"/>
+              <w:jc w:val="left"/>
             </w:pPr>
             <w:r>
               <w:rPr>
@@ -2715,33 +3722,49 @@
         </w:tc>
         <w:tc>
           <w:tcPr>
-            <w:tcW w:type="dxa" w:w="2257"/>
+            <w:tcW w:type="dxa" w:w="1238"/>
+            <w:shd w:val="clear" w:fill="F2F2F2"/>
             <w:tcBorders>
               <w:top w:val="single" w:sz="4" w:color="9A9A9A"/>
               <w:bottom w:val="single" w:sz="4" w:color="9A9A9A"/>
               <w:start w:val="single" w:sz="4" w:color="9A9A9A"/>
               <w:end w:val="single" w:sz="4" w:color="9A9A9A"/>
             </w:tcBorders>
+            <w:tcMar>
+              <w:top w:w="86" w:type="dxa"/>
+              <w:bottom w:w="86" w:type="dxa"/>
+              <w:start w:w="100" w:type="dxa"/>
+              <w:end w:w="100" w:type="dxa"/>
+            </w:tcMar>
           </w:tcPr>
           <w:p>
             <w:pPr>
-              <w:spacing w:after="40"/>
+              <w:spacing w:after="0"/>
+              <w:jc w:val="left"/>
             </w:pPr>
           </w:p>
         </w:tc>
         <w:tc>
           <w:tcPr>
-            <w:tcW w:type="dxa" w:w="2257"/>
+            <w:tcW w:type="dxa" w:w="2059"/>
+            <w:shd w:val="clear" w:fill="F2F2F2"/>
             <w:tcBorders>
               <w:top w:val="single" w:sz="4" w:color="9A9A9A"/>
               <w:bottom w:val="single" w:sz="4" w:color="9A9A9A"/>
               <w:start w:val="single" w:sz="4" w:color="9A9A9A"/>
               <w:end w:val="single" w:sz="4" w:color="9A9A9A"/>
             </w:tcBorders>
+            <w:tcMar>
+              <w:top w:w="86" w:type="dxa"/>
+              <w:bottom w:w="86" w:type="dxa"/>
+              <w:start w:w="100" w:type="dxa"/>
+              <w:end w:w="100" w:type="dxa"/>
+            </w:tcMar>
           </w:tcPr>
           <w:p>
             <w:pPr>
-              <w:spacing w:after="40"/>
+              <w:spacing w:after="0"/>
+              <w:jc w:val="left"/>
             </w:pPr>
           </w:p>
         </w:tc>
@@ -2749,10 +3772,8 @@
     </w:tbl>
     <w:p>
       <w:pPr>
-        <w:spacing w:after="40"/>
+        <w:spacing w:before="160"/>
       </w:pPr>
-    </w:p>
-    <w:p>
       <w:r>
         <w:rPr>
           <w:rFonts w:ascii="Calibri" w:hAnsi="Calibri" w:cs="Calibri"/>
@@ -2772,6 +3793,21 @@
           <w:sz w:val="22"/>
         </w:rPr>
         <w:t xml:space="preserve"> menos de 25 ✓ → plan de corrección urgente en 30 días. De 25 a 28 ✓ → plan de mejora en 90 días. 29-30 ✓ → sistema vivo; mantener la revisión anual y registrar el acta.</w:t>
+      </w:r>
+    </w:p>
+    <w:p>
+      <w:pPr>
+        <w:spacing w:after="40" w:line="240" w:lineRule="auto"/>
+      </w:pPr>
+      <w:r>
+        <w:rPr>
+          <w:rFonts w:ascii="Calibri" w:hAnsi="Calibri" w:cs="Calibri"/>
+          <w:b w:val="0"/>
+          <w:i w:val="0"/>
+          <w:color w:val="000000"/>
+          <w:sz w:val="4"/>
+        </w:rPr>
+        <w:t xml:space="preserve"> </w:t>
       </w:r>
     </w:p>
     <w:sectPr>
